--- a/uk-cca-app-api/src/main/resources/templates/ca/england/CR_L002_Variation_Approved.docx
+++ b/uk-cca-app-api/src/main/resources/templates/ca/england/CR_L002_Variation_Approved.docx
@@ -1,6 +1,6 @@
 
 <file path=word/document.xml><?xml version="1.0" encoding="utf-8"?>
-<w:document xmlns:wpc="http://schemas.microsoft.com/office/word/2010/wordprocessingCanvas" xmlns:cx="http://schemas.microsoft.com/office/drawing/2014/chartex" xmlns:cx1="http://schemas.microsoft.com/office/drawing/2015/9/8/chartex" xmlns:cx2="http://schemas.microsoft.com/office/drawing/2015/10/21/chartex" xmlns:cx3="http://schemas.microsoft.com/office/drawing/2016/5/9/chartex" xmlns:cx4="http://schemas.microsoft.com/office/drawing/2016/5/10/chartex" xmlns:cx5="http://schemas.microsoft.com/office/drawing/2016/5/11/chartex" xmlns:cx6="http://schemas.microsoft.com/office/drawing/2016/5/12/chartex" xmlns:cx7="http://schemas.microsoft.com/office/drawing/2016/5/13/chartex" xmlns:cx8="http://schemas.microsoft.com/office/drawing/2016/5/14/chartex" xmlns:mc="http://schemas.openxmlformats.org/markup-compatibility/2006" xmlns:aink="http://schemas.microsoft.com/office/drawing/2016/ink" xmlns:am3d="http://schemas.microsoft.com/office/drawing/2017/model3d" xmlns:o="urn:schemas-microsoft-com:office:office" xmlns:oel="http://schemas.microsoft.com/office/2019/extlst" xmlns:r="http://schemas.openxmlformats.org/officeDocument/2006/relationships" xmlns:m="http://schemas.openxmlformats.org/officeDocument/2006/math" xmlns:v="urn:schemas-microsoft-com:vml" xmlns:wp14="http://schemas.microsoft.com/office/word/2010/wordprocessingDrawing" xmlns:wp="http://schemas.openxmlformats.org/drawingml/2006/wordprocessingDrawing" xmlns:w10="urn:schemas-microsoft-com:office:word" xmlns:w="http://schemas.openxmlformats.org/wordprocessingml/2006/main" xmlns:w14="http://schemas.microsoft.com/office/word/2010/wordml" xmlns:w15="http://schemas.microsoft.com/office/word/2012/wordml" xmlns:w16cex="http://schemas.microsoft.com/office/word/2018/wordml/cex" xmlns:w16cid="http://schemas.microsoft.com/office/word/2016/wordml/cid" xmlns:w16="http://schemas.microsoft.com/office/word/2018/wordml" xmlns:w16sdtdh="http://schemas.microsoft.com/office/word/2020/wordml/sdtdatahash" xmlns:w16se="http://schemas.microsoft.com/office/word/2015/wordml/symex" xmlns:wpg="http://schemas.microsoft.com/office/word/2010/wordprocessingGroup" xmlns:wpi="http://schemas.microsoft.com/office/word/2010/wordprocessingInk" xmlns:wne="http://schemas.microsoft.com/office/word/2006/wordml" xmlns:wps="http://schemas.microsoft.com/office/word/2010/wordprocessingShape" mc:Ignorable="w14 w15 w16se w16cid w16 w16cex w16sdtdh wp14">
+<w:document xmlns:wpc="http://schemas.microsoft.com/office/word/2010/wordprocessingCanvas" xmlns:cx="http://schemas.microsoft.com/office/drawing/2014/chartex" xmlns:cx1="http://schemas.microsoft.com/office/drawing/2015/9/8/chartex" xmlns:cx2="http://schemas.microsoft.com/office/drawing/2015/10/21/chartex" xmlns:cx3="http://schemas.microsoft.com/office/drawing/2016/5/9/chartex" xmlns:cx4="http://schemas.microsoft.com/office/drawing/2016/5/10/chartex" xmlns:cx5="http://schemas.microsoft.com/office/drawing/2016/5/11/chartex" xmlns:cx6="http://schemas.microsoft.com/office/drawing/2016/5/12/chartex" xmlns:cx7="http://schemas.microsoft.com/office/drawing/2016/5/13/chartex" xmlns:cx8="http://schemas.microsoft.com/office/drawing/2016/5/14/chartex" xmlns:mc="http://schemas.openxmlformats.org/markup-compatibility/2006" xmlns:aink="http://schemas.microsoft.com/office/drawing/2016/ink" xmlns:am3d="http://schemas.microsoft.com/office/drawing/2017/model3d" xmlns:o="urn:schemas-microsoft-com:office:office" xmlns:r="http://schemas.openxmlformats.org/officeDocument/2006/relationships" xmlns:m="http://schemas.openxmlformats.org/officeDocument/2006/math" xmlns:v="urn:schemas-microsoft-com:vml" xmlns:wp14="http://schemas.microsoft.com/office/word/2010/wordprocessingDrawing" xmlns:wp="http://schemas.openxmlformats.org/drawingml/2006/wordprocessingDrawing" xmlns:w10="urn:schemas-microsoft-com:office:word" xmlns:w="http://schemas.openxmlformats.org/wordprocessingml/2006/main" xmlns:w14="http://schemas.microsoft.com/office/word/2010/wordml" xmlns:w15="http://schemas.microsoft.com/office/word/2012/wordml" xmlns:w16cex="http://schemas.microsoft.com/office/word/2018/wordml/cex" xmlns:w16cid="http://schemas.microsoft.com/office/word/2016/wordml/cid" xmlns:w16="http://schemas.microsoft.com/office/word/2018/wordml" xmlns:w16sdtdh="http://schemas.microsoft.com/office/word/2020/wordml/sdtdatahash" xmlns:w16se="http://schemas.microsoft.com/office/word/2015/wordml/symex" xmlns:wpg="http://schemas.microsoft.com/office/word/2010/wordprocessingGroup" xmlns:wpi="http://schemas.microsoft.com/office/word/2010/wordprocessingInk" xmlns:wne="http://schemas.microsoft.com/office/word/2006/wordml" xmlns:wps="http://schemas.microsoft.com/office/word/2010/wordprocessingShape" mc:Ignorable="w14 w15 w16se w16cid w16 w16cex w16sdtdh wp14">
   <w:body>
     <w:p>
       <w:pPr>
@@ -251,7 +251,7 @@
         <w:rPr>
           <w:sz w:val="20"/>
         </w:rPr>
-        <w:instrText xml:space="preserve"> MERGEFIELD  TargetUnitID  \* MERGEFORMAT </w:instrText>
+        <w:instrText xml:space="preserve"> MERGEFIELD  ${account.targetUnitIdentifier}  \* MERGEFORMAT </w:instrText>
       </w:r>
       <w:r>
         <w:rPr>
@@ -261,9 +261,10 @@
       </w:r>
       <w:r>
         <w:rPr>
-          <w:sz w:val="20"/>
-        </w:rPr>
-        <w:t>«TargetUnitID»</w:t>
+          <w:noProof/>
+          <w:sz w:val="20"/>
+        </w:rPr>
+        <w:t>«${account.targetUnitIdentifier}»</w:t>
       </w:r>
       <w:r>
         <w:rPr>
@@ -329,6 +330,7 @@
         <w:fldChar w:fldCharType="end"/>
       </w:r>
     </w:p>
+    <w:bookmarkStart w:id="0" w:name="_Hlk187321695"/>
     <w:p>
       <w:pPr>
         <w:rPr>
@@ -370,6 +372,7 @@
         </w:rPr>
         <w:fldChar w:fldCharType="end"/>
       </w:r>
+      <w:bookmarkEnd w:id="0"/>
     </w:p>
     <w:p/>
     <w:p>
@@ -450,6 +453,22 @@
           <w:sz w:val="20"/>
         </w:rPr>
         <w:fldChar w:fldCharType="end"/>
+      </w:r>
+      <w:r>
+        <w:rPr>
+          <w:rFonts w:cs="Arial"/>
+          <w:bCs/>
+          <w:sz w:val="20"/>
+        </w:rPr>
+        <w:t>,</w:t>
+      </w:r>
+      <w:r>
+        <w:rPr>
+          <w:rFonts w:cs="Arial"/>
+          <w:bCs/>
+          <w:sz w:val="20"/>
+        </w:rPr>
+        <w:t xml:space="preserve"> </w:t>
       </w:r>
     </w:p>
     <w:p>
@@ -851,8 +870,15 @@
                     <w:rPr>
                       <w:sz w:val="20"/>
                     </w:rPr>
-                    <w:t xml:space="preserve"> – </w:t>
+                    <w:t xml:space="preserve"> –</w:t>
                   </w:r>
+                </w:p>
+                <w:p>
+                  <w:pPr>
+                    <w:rPr>
+                      <w:sz w:val="20"/>
+                    </w:rPr>
+                  </w:pPr>
                   <w:r>
                     <w:rPr>
                       <w:sz w:val="20"/>
@@ -978,6 +1004,12 @@
           <w:sz w:val="20"/>
         </w:rPr>
       </w:pPr>
+      <w:r>
+        <w:rPr>
+          <w:sz w:val="20"/>
+        </w:rPr>
+        <w:t>We have attached a proposed version of your varied agreement, incorporating the changes you requested, in the email. Your previous agreement will remain in effect until you provide your assent to the varied agreement.</w:t>
+      </w:r>
     </w:p>
     <w:p>
       <w:pPr>
@@ -985,12 +1017,6 @@
           <w:sz w:val="20"/>
         </w:rPr>
       </w:pPr>
-      <w:r>
-        <w:rPr>
-          <w:sz w:val="20"/>
-        </w:rPr>
-        <w:t>Please note that a draft version of your agreement, incorporating the changes you requested, will be sent to you in a separate email.  Your previous agreement will remain in effect until you provide your assent to the new agreement.</w:t>
-      </w:r>
     </w:p>
     <w:p>
       <w:pPr>
@@ -998,6 +1024,18 @@
           <w:sz w:val="20"/>
         </w:rPr>
       </w:pPr>
+      <w:r>
+        <w:rPr>
+          <w:sz w:val="20"/>
+        </w:rPr>
+        <w:t>You must provide your assent within 20 working days. If you fail to do so, we may terminate this agreement. Please send an email containing your target unit identifier (see above) in the subject line and a statement to confirm you would like to proceed with inclusion in the scheme to the following email address:</w:t>
+      </w:r>
+      <w:r>
+        <w:rPr>
+          <w:sz w:val="20"/>
+        </w:rPr>
+        <w:t xml:space="preserve"> </w:t>
+      </w:r>
     </w:p>
     <w:p>
       <w:pPr>
@@ -1005,12 +1043,6 @@
           <w:sz w:val="20"/>
         </w:rPr>
       </w:pPr>
-      <w:r>
-        <w:rPr>
-          <w:sz w:val="20"/>
-        </w:rPr>
-        <w:t xml:space="preserve">If you require any clarification of the above, please contact your Sector Association in the first instance. </w:t>
-      </w:r>
     </w:p>
     <w:p>
       <w:pPr>
@@ -1018,6 +1050,15 @@
           <w:sz w:val="20"/>
         </w:rPr>
       </w:pPr>
+      <w:hyperlink r:id="rId12" w:history="1">
+        <w:r>
+          <w:rPr>
+            <w:rStyle w:val="Hyperlink"/>
+            <w:sz w:val="20"/>
+          </w:rPr>
+          <w:t>ccatargetunit@environment-agency.gov.uk</w:t>
+        </w:r>
+      </w:hyperlink>
     </w:p>
     <w:p>
       <w:pPr>
@@ -1025,6 +1066,108 @@
           <w:sz w:val="20"/>
         </w:rPr>
       </w:pPr>
+    </w:p>
+    <w:p>
+      <w:pPr>
+        <w:rPr>
+          <w:sz w:val="20"/>
+        </w:rPr>
+      </w:pPr>
+      <w:r>
+        <w:rPr>
+          <w:sz w:val="20"/>
+        </w:rPr>
+        <w:t>Please note that we can only accept an assent from the Responsible Person from the following email address:</w:t>
+      </w:r>
+    </w:p>
+    <w:p>
+      <w:pPr>
+        <w:rPr>
+          <w:sz w:val="20"/>
+        </w:rPr>
+      </w:pPr>
+      <w:r>
+        <w:rPr>
+          <w:sz w:val="20"/>
+        </w:rPr>
+        <w:t xml:space="preserve"> </w:t>
+      </w:r>
+    </w:p>
+    <w:p>
+      <w:pPr>
+        <w:rPr>
+          <w:sz w:val="20"/>
+        </w:rPr>
+      </w:pPr>
+      <w:r>
+        <w:rPr>
+          <w:noProof/>
+          <w:sz w:val="20"/>
+        </w:rPr>
+        <w:fldChar w:fldCharType="begin"/>
+      </w:r>
+      <w:r>
+        <w:rPr>
+          <w:noProof/>
+          <w:sz w:val="20"/>
+        </w:rPr>
+        <w:instrText xml:space="preserve"> MERGEFIELD  ${params.targetUnitDetails.primaryContactEmail}  \* MERGEFORMAT </w:instrText>
+      </w:r>
+      <w:r>
+        <w:rPr>
+          <w:noProof/>
+          <w:sz w:val="20"/>
+        </w:rPr>
+        <w:fldChar w:fldCharType="separate"/>
+      </w:r>
+      <w:r>
+        <w:rPr>
+          <w:noProof/>
+          <w:sz w:val="20"/>
+        </w:rPr>
+        <w:t>«${params.targetUnitDetails.primaryContac»</w:t>
+      </w:r>
+      <w:r>
+        <w:rPr>
+          <w:noProof/>
+          <w:sz w:val="20"/>
+        </w:rPr>
+        <w:fldChar w:fldCharType="end"/>
+      </w:r>
+    </w:p>
+    <w:p>
+      <w:pPr>
+        <w:rPr>
+          <w:sz w:val="20"/>
+        </w:rPr>
+      </w:pPr>
+    </w:p>
+    <w:p>
+      <w:pPr>
+        <w:rPr>
+          <w:sz w:val="20"/>
+        </w:rPr>
+      </w:pPr>
+      <w:r>
+        <w:rPr>
+          <w:sz w:val="20"/>
+        </w:rPr>
+        <w:t xml:space="preserve">If you require any clarification of the above, please contact your Sector Association in the first instance. </w:t>
+      </w:r>
+    </w:p>
+    <w:p>
+      <w:pPr>
+        <w:rPr>
+          <w:sz w:val="20"/>
+        </w:rPr>
+      </w:pPr>
+    </w:p>
+    <w:p>
+      <w:pPr>
+        <w:rPr>
+          <w:sz w:val="20"/>
+        </w:rPr>
+      </w:pPr>
       <w:r>
         <w:rPr>
           <w:sz w:val="20"/>
@@ -1049,7 +1192,7 @@
         </w:rPr>
         <w:t xml:space="preserve"> </w:t>
       </w:r>
-      <w:hyperlink r:id="rId12" w:history="1">
+      <w:hyperlink r:id="rId13" w:history="1">
         <w:r>
           <w:rPr>
             <w:rStyle w:val="Hyperlink"/>
@@ -1109,7 +1252,7 @@
                     </pic:cNvPicPr>
                   </pic:nvPicPr>
                   <pic:blipFill>
-                    <a:blip r:embed="rId13" cstate="print">
+                    <a:blip r:embed="rId14" cstate="print">
                       <a:extLst>
                         <a:ext uri="{28A0092B-C50C-407E-A947-70E740481C1C}">
                           <a14:useLocalDpi xmlns:a14="http://schemas.microsoft.com/office/drawing/2010/main" val="0"/>
@@ -1167,17 +1310,17 @@
           <w:sz w:val="20"/>
         </w:rPr>
       </w:pPr>
-      <w:bookmarkStart w:id="0" w:name="OLE_LINK1"/>
-      <w:bookmarkStart w:id="1" w:name="OLE_LINK2"/>
+      <w:bookmarkStart w:id="1" w:name="OLE_LINK1"/>
+      <w:bookmarkStart w:id="2" w:name="OLE_LINK2"/>
       <w:r>
         <w:rPr>
           <w:sz w:val="20"/>
         </w:rPr>
         <w:t xml:space="preserve">c.c. </w:t>
       </w:r>
-      <w:bookmarkStart w:id="2" w:name="_Hlk172714245"/>
-      <w:bookmarkEnd w:id="0"/>
+      <w:bookmarkStart w:id="3" w:name="_Hlk172714245"/>
       <w:bookmarkEnd w:id="1"/>
+      <w:bookmarkEnd w:id="2"/>
       <w:r>
         <w:rPr>
           <w:rFonts w:cs="Arial"/>
@@ -1298,20 +1441,15 @@
         </w:rPr>
         <w:fldChar w:fldCharType="end"/>
       </w:r>
-      <w:bookmarkEnd w:id="2"/>
-    </w:p>
-    <w:p>
-      <w:pPr>
-        <w:rPr>
-          <w:sz w:val="20"/>
-        </w:rPr>
-      </w:pPr>
+      <w:bookmarkEnd w:id="3"/>
     </w:p>
     <w:sectPr>
-      <w:footerReference w:type="even" r:id="rId14"/>
-      <w:footerReference w:type="default" r:id="rId15"/>
-      <w:headerReference w:type="first" r:id="rId16"/>
-      <w:footerReference w:type="first" r:id="rId17"/>
+      <w:headerReference w:type="even" r:id="rId15"/>
+      <w:headerReference w:type="default" r:id="rId16"/>
+      <w:footerReference w:type="even" r:id="rId17"/>
+      <w:footerReference w:type="default" r:id="rId18"/>
+      <w:headerReference w:type="first" r:id="rId19"/>
+      <w:footerReference w:type="first" r:id="rId20"/>
       <w:endnotePr>
         <w:numFmt w:val="decimal"/>
       </w:endnotePr>
@@ -1327,7 +1465,7 @@
 </file>
 
 <file path=word/endnotes.xml><?xml version="1.0" encoding="utf-8"?>
-<w:endnotes xmlns:wpc="http://schemas.microsoft.com/office/word/2010/wordprocessingCanvas" xmlns:cx="http://schemas.microsoft.com/office/drawing/2014/chartex" xmlns:cx1="http://schemas.microsoft.com/office/drawing/2015/9/8/chartex" xmlns:cx2="http://schemas.microsoft.com/office/drawing/2015/10/21/chartex" xmlns:cx3="http://schemas.microsoft.com/office/drawing/2016/5/9/chartex" xmlns:cx4="http://schemas.microsoft.com/office/drawing/2016/5/10/chartex" xmlns:cx5="http://schemas.microsoft.com/office/drawing/2016/5/11/chartex" xmlns:cx6="http://schemas.microsoft.com/office/drawing/2016/5/12/chartex" xmlns:cx7="http://schemas.microsoft.com/office/drawing/2016/5/13/chartex" xmlns:cx8="http://schemas.microsoft.com/office/drawing/2016/5/14/chartex" xmlns:mc="http://schemas.openxmlformats.org/markup-compatibility/2006" xmlns:aink="http://schemas.microsoft.com/office/drawing/2016/ink" xmlns:am3d="http://schemas.microsoft.com/office/drawing/2017/model3d" xmlns:o="urn:schemas-microsoft-com:office:office" xmlns:oel="http://schemas.microsoft.com/office/2019/extlst" xmlns:r="http://schemas.openxmlformats.org/officeDocument/2006/relationships" xmlns:m="http://schemas.openxmlformats.org/officeDocument/2006/math" xmlns:v="urn:schemas-microsoft-com:vml" xmlns:wp14="http://schemas.microsoft.com/office/word/2010/wordprocessingDrawing" xmlns:wp="http://schemas.openxmlformats.org/drawingml/2006/wordprocessingDrawing" xmlns:w10="urn:schemas-microsoft-com:office:word" xmlns:w="http://schemas.openxmlformats.org/wordprocessingml/2006/main" xmlns:w14="http://schemas.microsoft.com/office/word/2010/wordml" xmlns:w15="http://schemas.microsoft.com/office/word/2012/wordml" xmlns:w16cex="http://schemas.microsoft.com/office/word/2018/wordml/cex" xmlns:w16cid="http://schemas.microsoft.com/office/word/2016/wordml/cid" xmlns:w16="http://schemas.microsoft.com/office/word/2018/wordml" xmlns:w16sdtdh="http://schemas.microsoft.com/office/word/2020/wordml/sdtdatahash" xmlns:w16se="http://schemas.microsoft.com/office/word/2015/wordml/symex" xmlns:wpg="http://schemas.microsoft.com/office/word/2010/wordprocessingGroup" xmlns:wpi="http://schemas.microsoft.com/office/word/2010/wordprocessingInk" xmlns:wne="http://schemas.microsoft.com/office/word/2006/wordml" xmlns:wps="http://schemas.microsoft.com/office/word/2010/wordprocessingShape" mc:Ignorable="w14 w15 w16se w16cid w16 w16cex w16sdtdh wp14">
+<w:endnotes xmlns:wpc="http://schemas.microsoft.com/office/word/2010/wordprocessingCanvas" xmlns:cx="http://schemas.microsoft.com/office/drawing/2014/chartex" xmlns:cx1="http://schemas.microsoft.com/office/drawing/2015/9/8/chartex" xmlns:cx2="http://schemas.microsoft.com/office/drawing/2015/10/21/chartex" xmlns:cx3="http://schemas.microsoft.com/office/drawing/2016/5/9/chartex" xmlns:cx4="http://schemas.microsoft.com/office/drawing/2016/5/10/chartex" xmlns:cx5="http://schemas.microsoft.com/office/drawing/2016/5/11/chartex" xmlns:cx6="http://schemas.microsoft.com/office/drawing/2016/5/12/chartex" xmlns:cx7="http://schemas.microsoft.com/office/drawing/2016/5/13/chartex" xmlns:cx8="http://schemas.microsoft.com/office/drawing/2016/5/14/chartex" xmlns:mc="http://schemas.openxmlformats.org/markup-compatibility/2006" xmlns:aink="http://schemas.microsoft.com/office/drawing/2016/ink" xmlns:am3d="http://schemas.microsoft.com/office/drawing/2017/model3d" xmlns:o="urn:schemas-microsoft-com:office:office" xmlns:r="http://schemas.openxmlformats.org/officeDocument/2006/relationships" xmlns:m="http://schemas.openxmlformats.org/officeDocument/2006/math" xmlns:v="urn:schemas-microsoft-com:vml" xmlns:wp14="http://schemas.microsoft.com/office/word/2010/wordprocessingDrawing" xmlns:wp="http://schemas.openxmlformats.org/drawingml/2006/wordprocessingDrawing" xmlns:w10="urn:schemas-microsoft-com:office:word" xmlns:w="http://schemas.openxmlformats.org/wordprocessingml/2006/main" xmlns:w14="http://schemas.microsoft.com/office/word/2010/wordml" xmlns:w15="http://schemas.microsoft.com/office/word/2012/wordml" xmlns:w16cex="http://schemas.microsoft.com/office/word/2018/wordml/cex" xmlns:w16cid="http://schemas.microsoft.com/office/word/2016/wordml/cid" xmlns:w16="http://schemas.microsoft.com/office/word/2018/wordml" xmlns:w16sdtdh="http://schemas.microsoft.com/office/word/2020/wordml/sdtdatahash" xmlns:w16se="http://schemas.microsoft.com/office/word/2015/wordml/symex" xmlns:wpg="http://schemas.microsoft.com/office/word/2010/wordprocessingGroup" xmlns:wpi="http://schemas.microsoft.com/office/word/2010/wordprocessingInk" xmlns:wne="http://schemas.microsoft.com/office/word/2006/wordml" xmlns:wps="http://schemas.microsoft.com/office/word/2010/wordprocessingShape" mc:Ignorable="w14 w15 w16se w16cid w16 w16cex w16sdtdh wp14">
   <w:endnote w:type="separator" w:id="-1">
     <w:p>
       <w:r>
@@ -1346,7 +1484,7 @@
 </file>
 
 <file path=word/footer1.xml><?xml version="1.0" encoding="utf-8"?>
-<w:ftr xmlns:wpc="http://schemas.microsoft.com/office/word/2010/wordprocessingCanvas" xmlns:cx="http://schemas.microsoft.com/office/drawing/2014/chartex" xmlns:cx1="http://schemas.microsoft.com/office/drawing/2015/9/8/chartex" xmlns:cx2="http://schemas.microsoft.com/office/drawing/2015/10/21/chartex" xmlns:cx3="http://schemas.microsoft.com/office/drawing/2016/5/9/chartex" xmlns:cx4="http://schemas.microsoft.com/office/drawing/2016/5/10/chartex" xmlns:cx5="http://schemas.microsoft.com/office/drawing/2016/5/11/chartex" xmlns:cx6="http://schemas.microsoft.com/office/drawing/2016/5/12/chartex" xmlns:cx7="http://schemas.microsoft.com/office/drawing/2016/5/13/chartex" xmlns:cx8="http://schemas.microsoft.com/office/drawing/2016/5/14/chartex" xmlns:mc="http://schemas.openxmlformats.org/markup-compatibility/2006" xmlns:aink="http://schemas.microsoft.com/office/drawing/2016/ink" xmlns:am3d="http://schemas.microsoft.com/office/drawing/2017/model3d" xmlns:o="urn:schemas-microsoft-com:office:office" xmlns:oel="http://schemas.microsoft.com/office/2019/extlst" xmlns:r="http://schemas.openxmlformats.org/officeDocument/2006/relationships" xmlns:m="http://schemas.openxmlformats.org/officeDocument/2006/math" xmlns:v="urn:schemas-microsoft-com:vml" xmlns:wp14="http://schemas.microsoft.com/office/word/2010/wordprocessingDrawing" xmlns:wp="http://schemas.openxmlformats.org/drawingml/2006/wordprocessingDrawing" xmlns:w10="urn:schemas-microsoft-com:office:word" xmlns:w="http://schemas.openxmlformats.org/wordprocessingml/2006/main" xmlns:w14="http://schemas.microsoft.com/office/word/2010/wordml" xmlns:w15="http://schemas.microsoft.com/office/word/2012/wordml" xmlns:w16cex="http://schemas.microsoft.com/office/word/2018/wordml/cex" xmlns:w16cid="http://schemas.microsoft.com/office/word/2016/wordml/cid" xmlns:w16="http://schemas.microsoft.com/office/word/2018/wordml" xmlns:w16sdtdh="http://schemas.microsoft.com/office/word/2020/wordml/sdtdatahash" xmlns:w16se="http://schemas.microsoft.com/office/word/2015/wordml/symex" xmlns:wpg="http://schemas.microsoft.com/office/word/2010/wordprocessingGroup" xmlns:wpi="http://schemas.microsoft.com/office/word/2010/wordprocessingInk" xmlns:wne="http://schemas.microsoft.com/office/word/2006/wordml" xmlns:wps="http://schemas.microsoft.com/office/word/2010/wordprocessingShape" mc:Ignorable="w14 w15 w16se w16cid w16 w16cex w16sdtdh wp14">
+<w:ftr xmlns:wpc="http://schemas.microsoft.com/office/word/2010/wordprocessingCanvas" xmlns:cx="http://schemas.microsoft.com/office/drawing/2014/chartex" xmlns:cx1="http://schemas.microsoft.com/office/drawing/2015/9/8/chartex" xmlns:cx2="http://schemas.microsoft.com/office/drawing/2015/10/21/chartex" xmlns:cx3="http://schemas.microsoft.com/office/drawing/2016/5/9/chartex" xmlns:cx4="http://schemas.microsoft.com/office/drawing/2016/5/10/chartex" xmlns:cx5="http://schemas.microsoft.com/office/drawing/2016/5/11/chartex" xmlns:cx6="http://schemas.microsoft.com/office/drawing/2016/5/12/chartex" xmlns:cx7="http://schemas.microsoft.com/office/drawing/2016/5/13/chartex" xmlns:cx8="http://schemas.microsoft.com/office/drawing/2016/5/14/chartex" xmlns:mc="http://schemas.openxmlformats.org/markup-compatibility/2006" xmlns:aink="http://schemas.microsoft.com/office/drawing/2016/ink" xmlns:am3d="http://schemas.microsoft.com/office/drawing/2017/model3d" xmlns:o="urn:schemas-microsoft-com:office:office" xmlns:r="http://schemas.openxmlformats.org/officeDocument/2006/relationships" xmlns:m="http://schemas.openxmlformats.org/officeDocument/2006/math" xmlns:v="urn:schemas-microsoft-com:vml" xmlns:wp14="http://schemas.microsoft.com/office/word/2010/wordprocessingDrawing" xmlns:wp="http://schemas.openxmlformats.org/drawingml/2006/wordprocessingDrawing" xmlns:w10="urn:schemas-microsoft-com:office:word" xmlns:w="http://schemas.openxmlformats.org/wordprocessingml/2006/main" xmlns:w14="http://schemas.microsoft.com/office/word/2010/wordml" xmlns:w15="http://schemas.microsoft.com/office/word/2012/wordml" xmlns:w16cex="http://schemas.microsoft.com/office/word/2018/wordml/cex" xmlns:w16cid="http://schemas.microsoft.com/office/word/2016/wordml/cid" xmlns:w16="http://schemas.microsoft.com/office/word/2018/wordml" xmlns:w16sdtdh="http://schemas.microsoft.com/office/word/2020/wordml/sdtdatahash" xmlns:w16se="http://schemas.microsoft.com/office/word/2015/wordml/symex" xmlns:wpg="http://schemas.microsoft.com/office/word/2010/wordprocessingGroup" xmlns:wpi="http://schemas.microsoft.com/office/word/2010/wordprocessingInk" xmlns:wne="http://schemas.microsoft.com/office/word/2006/wordml" xmlns:wps="http://schemas.microsoft.com/office/word/2010/wordprocessingShape" mc:Ignorable="w14 w15 w16se w16cid w16 w16cex w16sdtdh wp14">
   <w:p>
     <w:pPr>
       <w:pStyle w:val="Footer"/>
@@ -1426,7 +1564,7 @@
 </file>
 
 <file path=word/footer2.xml><?xml version="1.0" encoding="utf-8"?>
-<w:ftr xmlns:wpc="http://schemas.microsoft.com/office/word/2010/wordprocessingCanvas" xmlns:cx="http://schemas.microsoft.com/office/drawing/2014/chartex" xmlns:cx1="http://schemas.microsoft.com/office/drawing/2015/9/8/chartex" xmlns:cx2="http://schemas.microsoft.com/office/drawing/2015/10/21/chartex" xmlns:cx3="http://schemas.microsoft.com/office/drawing/2016/5/9/chartex" xmlns:cx4="http://schemas.microsoft.com/office/drawing/2016/5/10/chartex" xmlns:cx5="http://schemas.microsoft.com/office/drawing/2016/5/11/chartex" xmlns:cx6="http://schemas.microsoft.com/office/drawing/2016/5/12/chartex" xmlns:cx7="http://schemas.microsoft.com/office/drawing/2016/5/13/chartex" xmlns:cx8="http://schemas.microsoft.com/office/drawing/2016/5/14/chartex" xmlns:mc="http://schemas.openxmlformats.org/markup-compatibility/2006" xmlns:aink="http://schemas.microsoft.com/office/drawing/2016/ink" xmlns:am3d="http://schemas.microsoft.com/office/drawing/2017/model3d" xmlns:o="urn:schemas-microsoft-com:office:office" xmlns:oel="http://schemas.microsoft.com/office/2019/extlst" xmlns:r="http://schemas.openxmlformats.org/officeDocument/2006/relationships" xmlns:m="http://schemas.openxmlformats.org/officeDocument/2006/math" xmlns:v="urn:schemas-microsoft-com:vml" xmlns:wp14="http://schemas.microsoft.com/office/word/2010/wordprocessingDrawing" xmlns:wp="http://schemas.openxmlformats.org/drawingml/2006/wordprocessingDrawing" xmlns:w10="urn:schemas-microsoft-com:office:word" xmlns:w="http://schemas.openxmlformats.org/wordprocessingml/2006/main" xmlns:w14="http://schemas.microsoft.com/office/word/2010/wordml" xmlns:w15="http://schemas.microsoft.com/office/word/2012/wordml" xmlns:w16cex="http://schemas.microsoft.com/office/word/2018/wordml/cex" xmlns:w16cid="http://schemas.microsoft.com/office/word/2016/wordml/cid" xmlns:w16="http://schemas.microsoft.com/office/word/2018/wordml" xmlns:w16sdtdh="http://schemas.microsoft.com/office/word/2020/wordml/sdtdatahash" xmlns:w16se="http://schemas.microsoft.com/office/word/2015/wordml/symex" xmlns:wpg="http://schemas.microsoft.com/office/word/2010/wordprocessingGroup" xmlns:wpi="http://schemas.microsoft.com/office/word/2010/wordprocessingInk" xmlns:wne="http://schemas.microsoft.com/office/word/2006/wordml" xmlns:wps="http://schemas.microsoft.com/office/word/2010/wordprocessingShape" mc:Ignorable="w14 w15 w16se w16cid w16 w16cex w16sdtdh wp14">
+<w:ftr xmlns:wpc="http://schemas.microsoft.com/office/word/2010/wordprocessingCanvas" xmlns:cx="http://schemas.microsoft.com/office/drawing/2014/chartex" xmlns:cx1="http://schemas.microsoft.com/office/drawing/2015/9/8/chartex" xmlns:cx2="http://schemas.microsoft.com/office/drawing/2015/10/21/chartex" xmlns:cx3="http://schemas.microsoft.com/office/drawing/2016/5/9/chartex" xmlns:cx4="http://schemas.microsoft.com/office/drawing/2016/5/10/chartex" xmlns:cx5="http://schemas.microsoft.com/office/drawing/2016/5/11/chartex" xmlns:cx6="http://schemas.microsoft.com/office/drawing/2016/5/12/chartex" xmlns:cx7="http://schemas.microsoft.com/office/drawing/2016/5/13/chartex" xmlns:cx8="http://schemas.microsoft.com/office/drawing/2016/5/14/chartex" xmlns:mc="http://schemas.openxmlformats.org/markup-compatibility/2006" xmlns:aink="http://schemas.microsoft.com/office/drawing/2016/ink" xmlns:am3d="http://schemas.microsoft.com/office/drawing/2017/model3d" xmlns:o="urn:schemas-microsoft-com:office:office" xmlns:r="http://schemas.openxmlformats.org/officeDocument/2006/relationships" xmlns:m="http://schemas.openxmlformats.org/officeDocument/2006/math" xmlns:v="urn:schemas-microsoft-com:vml" xmlns:wp14="http://schemas.microsoft.com/office/word/2010/wordprocessingDrawing" xmlns:wp="http://schemas.openxmlformats.org/drawingml/2006/wordprocessingDrawing" xmlns:w10="urn:schemas-microsoft-com:office:word" xmlns:w="http://schemas.openxmlformats.org/wordprocessingml/2006/main" xmlns:w14="http://schemas.microsoft.com/office/word/2010/wordml" xmlns:w15="http://schemas.microsoft.com/office/word/2012/wordml" xmlns:w16cex="http://schemas.microsoft.com/office/word/2018/wordml/cex" xmlns:w16cid="http://schemas.microsoft.com/office/word/2016/wordml/cid" xmlns:w16="http://schemas.microsoft.com/office/word/2018/wordml" xmlns:w16sdtdh="http://schemas.microsoft.com/office/word/2020/wordml/sdtdatahash" xmlns:w16se="http://schemas.microsoft.com/office/word/2015/wordml/symex" xmlns:wpg="http://schemas.microsoft.com/office/word/2010/wordprocessingGroup" xmlns:wpi="http://schemas.microsoft.com/office/word/2010/wordprocessingInk" xmlns:wne="http://schemas.microsoft.com/office/word/2006/wordml" xmlns:wps="http://schemas.microsoft.com/office/word/2010/wordprocessingShape" mc:Ignorable="w14 w15 w16se w16cid w16 w16cex w16sdtdh wp14">
   <w:tbl>
     <w:tblPr>
       <w:tblW w:w="0" w:type="dxa"/>
@@ -1647,7 +1785,7 @@
 </file>
 
 <file path=word/footer3.xml><?xml version="1.0" encoding="utf-8"?>
-<w:ftr xmlns:wpc="http://schemas.microsoft.com/office/word/2010/wordprocessingCanvas" xmlns:cx="http://schemas.microsoft.com/office/drawing/2014/chartex" xmlns:cx1="http://schemas.microsoft.com/office/drawing/2015/9/8/chartex" xmlns:cx2="http://schemas.microsoft.com/office/drawing/2015/10/21/chartex" xmlns:cx3="http://schemas.microsoft.com/office/drawing/2016/5/9/chartex" xmlns:cx4="http://schemas.microsoft.com/office/drawing/2016/5/10/chartex" xmlns:cx5="http://schemas.microsoft.com/office/drawing/2016/5/11/chartex" xmlns:cx6="http://schemas.microsoft.com/office/drawing/2016/5/12/chartex" xmlns:cx7="http://schemas.microsoft.com/office/drawing/2016/5/13/chartex" xmlns:cx8="http://schemas.microsoft.com/office/drawing/2016/5/14/chartex" xmlns:mc="http://schemas.openxmlformats.org/markup-compatibility/2006" xmlns:aink="http://schemas.microsoft.com/office/drawing/2016/ink" xmlns:am3d="http://schemas.microsoft.com/office/drawing/2017/model3d" xmlns:o="urn:schemas-microsoft-com:office:office" xmlns:oel="http://schemas.microsoft.com/office/2019/extlst" xmlns:r="http://schemas.openxmlformats.org/officeDocument/2006/relationships" xmlns:m="http://schemas.openxmlformats.org/officeDocument/2006/math" xmlns:v="urn:schemas-microsoft-com:vml" xmlns:wp14="http://schemas.microsoft.com/office/word/2010/wordprocessingDrawing" xmlns:wp="http://schemas.openxmlformats.org/drawingml/2006/wordprocessingDrawing" xmlns:w10="urn:schemas-microsoft-com:office:word" xmlns:w="http://schemas.openxmlformats.org/wordprocessingml/2006/main" xmlns:w14="http://schemas.microsoft.com/office/word/2010/wordml" xmlns:w15="http://schemas.microsoft.com/office/word/2012/wordml" xmlns:w16cex="http://schemas.microsoft.com/office/word/2018/wordml/cex" xmlns:w16cid="http://schemas.microsoft.com/office/word/2016/wordml/cid" xmlns:w16="http://schemas.microsoft.com/office/word/2018/wordml" xmlns:w16sdtdh="http://schemas.microsoft.com/office/word/2020/wordml/sdtdatahash" xmlns:w16se="http://schemas.microsoft.com/office/word/2015/wordml/symex" xmlns:wpg="http://schemas.microsoft.com/office/word/2010/wordprocessingGroup" xmlns:wpi="http://schemas.microsoft.com/office/word/2010/wordprocessingInk" xmlns:wne="http://schemas.microsoft.com/office/word/2006/wordml" xmlns:wps="http://schemas.microsoft.com/office/word/2010/wordprocessingShape" mc:Ignorable="w14 w15 w16se w16cid w16 w16cex w16sdtdh wp14">
+<w:ftr xmlns:wpc="http://schemas.microsoft.com/office/word/2010/wordprocessingCanvas" xmlns:cx="http://schemas.microsoft.com/office/drawing/2014/chartex" xmlns:cx1="http://schemas.microsoft.com/office/drawing/2015/9/8/chartex" xmlns:cx2="http://schemas.microsoft.com/office/drawing/2015/10/21/chartex" xmlns:cx3="http://schemas.microsoft.com/office/drawing/2016/5/9/chartex" xmlns:cx4="http://schemas.microsoft.com/office/drawing/2016/5/10/chartex" xmlns:cx5="http://schemas.microsoft.com/office/drawing/2016/5/11/chartex" xmlns:cx6="http://schemas.microsoft.com/office/drawing/2016/5/12/chartex" xmlns:cx7="http://schemas.microsoft.com/office/drawing/2016/5/13/chartex" xmlns:cx8="http://schemas.microsoft.com/office/drawing/2016/5/14/chartex" xmlns:mc="http://schemas.openxmlformats.org/markup-compatibility/2006" xmlns:aink="http://schemas.microsoft.com/office/drawing/2016/ink" xmlns:am3d="http://schemas.microsoft.com/office/drawing/2017/model3d" xmlns:o="urn:schemas-microsoft-com:office:office" xmlns:r="http://schemas.openxmlformats.org/officeDocument/2006/relationships" xmlns:m="http://schemas.openxmlformats.org/officeDocument/2006/math" xmlns:v="urn:schemas-microsoft-com:vml" xmlns:wp14="http://schemas.microsoft.com/office/word/2010/wordprocessingDrawing" xmlns:wp="http://schemas.openxmlformats.org/drawingml/2006/wordprocessingDrawing" xmlns:w10="urn:schemas-microsoft-com:office:word" xmlns:w="http://schemas.openxmlformats.org/wordprocessingml/2006/main" xmlns:w14="http://schemas.microsoft.com/office/word/2010/wordml" xmlns:w15="http://schemas.microsoft.com/office/word/2012/wordml" xmlns:w16cex="http://schemas.microsoft.com/office/word/2018/wordml/cex" xmlns:w16cid="http://schemas.microsoft.com/office/word/2016/wordml/cid" xmlns:w16="http://schemas.microsoft.com/office/word/2018/wordml" xmlns:w16sdtdh="http://schemas.microsoft.com/office/word/2020/wordml/sdtdatahash" xmlns:w16se="http://schemas.microsoft.com/office/word/2015/wordml/symex" xmlns:wpg="http://schemas.microsoft.com/office/word/2010/wordprocessingGroup" xmlns:wpi="http://schemas.microsoft.com/office/word/2010/wordprocessingInk" xmlns:wne="http://schemas.microsoft.com/office/word/2006/wordml" xmlns:wps="http://schemas.microsoft.com/office/word/2010/wordprocessingShape" mc:Ignorable="w14 w15 w16se w16cid w16 w16cex w16sdtdh wp14">
   <w:tbl>
     <w:tblPr>
       <w:tblW w:w="9286" w:type="dxa"/>
@@ -1670,14 +1808,16 @@
               <w:tab w:val="right" w:pos="9070"/>
             </w:tabs>
             <w:rPr>
-              <w:rFonts w:ascii="Calibri" w:eastAsia="Calibri" w:hAnsi="Calibri" w:cs="Arial"/>
-              <w:sz w:val="20"/>
+              <w:rFonts w:eastAsia="Calibri" w:cs="Arial"/>
+              <w:sz w:val="18"/>
+              <w:szCs w:val="18"/>
             </w:rPr>
           </w:pPr>
           <w:r>
             <w:rPr>
-              <w:rFonts w:ascii="Calibri" w:eastAsia="Calibri" w:hAnsi="Calibri" w:cs="Arial"/>
-              <w:sz w:val="20"/>
+              <w:rFonts w:eastAsia="Calibri" w:cs="Arial"/>
+              <w:sz w:val="18"/>
+              <w:szCs w:val="18"/>
             </w:rPr>
             <w:t>Environment Agency, Richard Fairclough House, Knutsford Road, Warrington, Cheshire, WA4 1HT</w:t>
           </w:r>
@@ -1696,93 +1836,106 @@
             </w:tabs>
             <w:jc w:val="right"/>
             <w:rPr>
-              <w:rFonts w:ascii="Calibri" w:eastAsia="Calibri" w:hAnsi="Calibri" w:cs="Arial"/>
-              <w:sz w:val="20"/>
+              <w:rFonts w:eastAsia="Calibri" w:cs="Arial"/>
+              <w:sz w:val="18"/>
+              <w:szCs w:val="18"/>
             </w:rPr>
           </w:pPr>
           <w:r>
             <w:rPr>
-              <w:rFonts w:ascii="Calibri" w:eastAsia="Calibri" w:hAnsi="Calibri" w:cs="Arial"/>
-              <w:sz w:val="20"/>
+              <w:rFonts w:eastAsia="Calibri" w:cs="Arial"/>
+              <w:sz w:val="18"/>
+              <w:szCs w:val="18"/>
             </w:rPr>
             <w:t xml:space="preserve">Page </w:t>
           </w:r>
           <w:r>
             <w:rPr>
-              <w:rFonts w:ascii="Calibri" w:eastAsia="Calibri" w:hAnsi="Calibri" w:cs="Arial"/>
-              <w:sz w:val="20"/>
+              <w:rFonts w:eastAsia="Calibri" w:cs="Arial"/>
+              <w:sz w:val="18"/>
+              <w:szCs w:val="18"/>
             </w:rPr>
             <w:fldChar w:fldCharType="begin"/>
           </w:r>
           <w:r>
             <w:rPr>
-              <w:rFonts w:ascii="Calibri" w:eastAsia="Calibri" w:hAnsi="Calibri" w:cs="Arial"/>
-              <w:sz w:val="20"/>
+              <w:rFonts w:eastAsia="Calibri" w:cs="Arial"/>
+              <w:sz w:val="18"/>
+              <w:szCs w:val="18"/>
             </w:rPr>
             <w:instrText xml:space="preserve"> PAGE </w:instrText>
           </w:r>
           <w:r>
             <w:rPr>
-              <w:rFonts w:ascii="Calibri" w:eastAsia="Calibri" w:hAnsi="Calibri" w:cs="Arial"/>
-              <w:sz w:val="20"/>
+              <w:rFonts w:eastAsia="Calibri" w:cs="Arial"/>
+              <w:sz w:val="18"/>
+              <w:szCs w:val="18"/>
             </w:rPr>
             <w:fldChar w:fldCharType="separate"/>
           </w:r>
           <w:r>
             <w:rPr>
-              <w:rFonts w:ascii="Calibri" w:eastAsia="Calibri" w:hAnsi="Calibri" w:cs="Arial"/>
+              <w:rFonts w:eastAsia="Calibri" w:cs="Arial"/>
               <w:noProof/>
-              <w:sz w:val="20"/>
+              <w:sz w:val="18"/>
+              <w:szCs w:val="18"/>
             </w:rPr>
             <w:t>1</w:t>
           </w:r>
           <w:r>
             <w:rPr>
-              <w:rFonts w:ascii="Calibri" w:eastAsia="Calibri" w:hAnsi="Calibri" w:cs="Arial"/>
-              <w:sz w:val="20"/>
+              <w:rFonts w:eastAsia="Calibri" w:cs="Arial"/>
+              <w:sz w:val="18"/>
+              <w:szCs w:val="18"/>
             </w:rPr>
             <w:fldChar w:fldCharType="end"/>
           </w:r>
           <w:r>
             <w:rPr>
-              <w:rFonts w:ascii="Calibri" w:eastAsia="Calibri" w:hAnsi="Calibri" w:cs="Arial"/>
-              <w:sz w:val="20"/>
+              <w:rFonts w:eastAsia="Calibri" w:cs="Arial"/>
+              <w:sz w:val="18"/>
+              <w:szCs w:val="18"/>
             </w:rPr>
             <w:t xml:space="preserve"> of </w:t>
           </w:r>
           <w:r>
             <w:rPr>
-              <w:rFonts w:ascii="Calibri" w:eastAsia="Calibri" w:hAnsi="Calibri" w:cs="Arial"/>
-              <w:sz w:val="20"/>
+              <w:rFonts w:eastAsia="Calibri" w:cs="Arial"/>
+              <w:sz w:val="18"/>
+              <w:szCs w:val="18"/>
             </w:rPr>
             <w:fldChar w:fldCharType="begin"/>
           </w:r>
           <w:r>
             <w:rPr>
-              <w:rFonts w:ascii="Calibri" w:eastAsia="Calibri" w:hAnsi="Calibri" w:cs="Arial"/>
-              <w:sz w:val="20"/>
+              <w:rFonts w:eastAsia="Calibri" w:cs="Arial"/>
+              <w:sz w:val="18"/>
+              <w:szCs w:val="18"/>
             </w:rPr>
             <w:instrText xml:space="preserve"> NUMPAGES </w:instrText>
           </w:r>
           <w:r>
             <w:rPr>
-              <w:rFonts w:ascii="Calibri" w:eastAsia="Calibri" w:hAnsi="Calibri" w:cs="Arial"/>
-              <w:sz w:val="20"/>
+              <w:rFonts w:eastAsia="Calibri" w:cs="Arial"/>
+              <w:sz w:val="18"/>
+              <w:szCs w:val="18"/>
             </w:rPr>
             <w:fldChar w:fldCharType="separate"/>
           </w:r>
           <w:r>
             <w:rPr>
-              <w:rFonts w:ascii="Calibri" w:eastAsia="Calibri" w:hAnsi="Calibri" w:cs="Arial"/>
+              <w:rFonts w:eastAsia="Calibri" w:cs="Arial"/>
               <w:noProof/>
-              <w:sz w:val="20"/>
+              <w:sz w:val="18"/>
+              <w:szCs w:val="18"/>
             </w:rPr>
             <w:t>1</w:t>
           </w:r>
           <w:r>
             <w:rPr>
-              <w:rFonts w:ascii="Calibri" w:eastAsia="Calibri" w:hAnsi="Calibri" w:cs="Arial"/>
-              <w:sz w:val="20"/>
+              <w:rFonts w:eastAsia="Calibri" w:cs="Arial"/>
+              <w:sz w:val="18"/>
+              <w:szCs w:val="18"/>
             </w:rPr>
             <w:fldChar w:fldCharType="end"/>
           </w:r>
@@ -1801,14 +1954,16 @@
               <w:tab w:val="right" w:pos="9026"/>
             </w:tabs>
             <w:rPr>
-              <w:rFonts w:ascii="Calibri" w:eastAsia="Calibri" w:hAnsi="Calibri"/>
-              <w:sz w:val="20"/>
+              <w:rFonts w:eastAsia="Calibri" w:cs="Arial"/>
+              <w:sz w:val="18"/>
+              <w:szCs w:val="18"/>
             </w:rPr>
           </w:pPr>
           <w:r>
             <w:rPr>
-              <w:rFonts w:ascii="Calibri" w:eastAsia="Calibri" w:hAnsi="Calibri"/>
-              <w:sz w:val="20"/>
+              <w:rFonts w:eastAsia="Calibri" w:cs="Arial"/>
+              <w:sz w:val="18"/>
+              <w:szCs w:val="18"/>
             </w:rPr>
             <w:t>Tel: 03708 506 506</w:t>
           </w:r>
@@ -1825,8 +1980,9 @@
               <w:tab w:val="right" w:pos="9026"/>
             </w:tabs>
             <w:rPr>
-              <w:rFonts w:ascii="Calibri" w:eastAsia="Calibri" w:hAnsi="Calibri"/>
-              <w:sz w:val="20"/>
+              <w:rFonts w:eastAsia="Calibri" w:cs="Arial"/>
+              <w:sz w:val="18"/>
+              <w:szCs w:val="18"/>
             </w:rPr>
           </w:pPr>
         </w:p>
@@ -1836,13 +1992,18 @@
   <w:p>
     <w:pPr>
       <w:pStyle w:val="Footer"/>
+      <w:rPr>
+        <w:rFonts w:cs="Arial"/>
+        <w:sz w:val="18"/>
+        <w:szCs w:val="18"/>
+      </w:rPr>
     </w:pPr>
   </w:p>
 </w:ftr>
 </file>
 
 <file path=word/footnotes.xml><?xml version="1.0" encoding="utf-8"?>
-<w:footnotes xmlns:wpc="http://schemas.microsoft.com/office/word/2010/wordprocessingCanvas" xmlns:cx="http://schemas.microsoft.com/office/drawing/2014/chartex" xmlns:cx1="http://schemas.microsoft.com/office/drawing/2015/9/8/chartex" xmlns:cx2="http://schemas.microsoft.com/office/drawing/2015/10/21/chartex" xmlns:cx3="http://schemas.microsoft.com/office/drawing/2016/5/9/chartex" xmlns:cx4="http://schemas.microsoft.com/office/drawing/2016/5/10/chartex" xmlns:cx5="http://schemas.microsoft.com/office/drawing/2016/5/11/chartex" xmlns:cx6="http://schemas.microsoft.com/office/drawing/2016/5/12/chartex" xmlns:cx7="http://schemas.microsoft.com/office/drawing/2016/5/13/chartex" xmlns:cx8="http://schemas.microsoft.com/office/drawing/2016/5/14/chartex" xmlns:mc="http://schemas.openxmlformats.org/markup-compatibility/2006" xmlns:aink="http://schemas.microsoft.com/office/drawing/2016/ink" xmlns:am3d="http://schemas.microsoft.com/office/drawing/2017/model3d" xmlns:o="urn:schemas-microsoft-com:office:office" xmlns:oel="http://schemas.microsoft.com/office/2019/extlst" xmlns:r="http://schemas.openxmlformats.org/officeDocument/2006/relationships" xmlns:m="http://schemas.openxmlformats.org/officeDocument/2006/math" xmlns:v="urn:schemas-microsoft-com:vml" xmlns:wp14="http://schemas.microsoft.com/office/word/2010/wordprocessingDrawing" xmlns:wp="http://schemas.openxmlformats.org/drawingml/2006/wordprocessingDrawing" xmlns:w10="urn:schemas-microsoft-com:office:word" xmlns:w="http://schemas.openxmlformats.org/wordprocessingml/2006/main" xmlns:w14="http://schemas.microsoft.com/office/word/2010/wordml" xmlns:w15="http://schemas.microsoft.com/office/word/2012/wordml" xmlns:w16cex="http://schemas.microsoft.com/office/word/2018/wordml/cex" xmlns:w16cid="http://schemas.microsoft.com/office/word/2016/wordml/cid" xmlns:w16="http://schemas.microsoft.com/office/word/2018/wordml" xmlns:w16sdtdh="http://schemas.microsoft.com/office/word/2020/wordml/sdtdatahash" xmlns:w16se="http://schemas.microsoft.com/office/word/2015/wordml/symex" xmlns:wpg="http://schemas.microsoft.com/office/word/2010/wordprocessingGroup" xmlns:wpi="http://schemas.microsoft.com/office/word/2010/wordprocessingInk" xmlns:wne="http://schemas.microsoft.com/office/word/2006/wordml" xmlns:wps="http://schemas.microsoft.com/office/word/2010/wordprocessingShape" mc:Ignorable="w14 w15 w16se w16cid w16 w16cex w16sdtdh wp14">
+<w:footnotes xmlns:wpc="http://schemas.microsoft.com/office/word/2010/wordprocessingCanvas" xmlns:cx="http://schemas.microsoft.com/office/drawing/2014/chartex" xmlns:cx1="http://schemas.microsoft.com/office/drawing/2015/9/8/chartex" xmlns:cx2="http://schemas.microsoft.com/office/drawing/2015/10/21/chartex" xmlns:cx3="http://schemas.microsoft.com/office/drawing/2016/5/9/chartex" xmlns:cx4="http://schemas.microsoft.com/office/drawing/2016/5/10/chartex" xmlns:cx5="http://schemas.microsoft.com/office/drawing/2016/5/11/chartex" xmlns:cx6="http://schemas.microsoft.com/office/drawing/2016/5/12/chartex" xmlns:cx7="http://schemas.microsoft.com/office/drawing/2016/5/13/chartex" xmlns:cx8="http://schemas.microsoft.com/office/drawing/2016/5/14/chartex" xmlns:mc="http://schemas.openxmlformats.org/markup-compatibility/2006" xmlns:aink="http://schemas.microsoft.com/office/drawing/2016/ink" xmlns:am3d="http://schemas.microsoft.com/office/drawing/2017/model3d" xmlns:o="urn:schemas-microsoft-com:office:office" xmlns:r="http://schemas.openxmlformats.org/officeDocument/2006/relationships" xmlns:m="http://schemas.openxmlformats.org/officeDocument/2006/math" xmlns:v="urn:schemas-microsoft-com:vml" xmlns:wp14="http://schemas.microsoft.com/office/word/2010/wordprocessingDrawing" xmlns:wp="http://schemas.openxmlformats.org/drawingml/2006/wordprocessingDrawing" xmlns:w10="urn:schemas-microsoft-com:office:word" xmlns:w="http://schemas.openxmlformats.org/wordprocessingml/2006/main" xmlns:w14="http://schemas.microsoft.com/office/word/2010/wordml" xmlns:w15="http://schemas.microsoft.com/office/word/2012/wordml" xmlns:w16cex="http://schemas.microsoft.com/office/word/2018/wordml/cex" xmlns:w16cid="http://schemas.microsoft.com/office/word/2016/wordml/cid" xmlns:w16="http://schemas.microsoft.com/office/word/2018/wordml" xmlns:w16sdtdh="http://schemas.microsoft.com/office/word/2020/wordml/sdtdatahash" xmlns:w16se="http://schemas.microsoft.com/office/word/2015/wordml/symex" xmlns:wpg="http://schemas.microsoft.com/office/word/2010/wordprocessingGroup" xmlns:wpi="http://schemas.microsoft.com/office/word/2010/wordprocessingInk" xmlns:wne="http://schemas.microsoft.com/office/word/2006/wordml" xmlns:wps="http://schemas.microsoft.com/office/word/2010/wordprocessingShape" mc:Ignorable="w14 w15 w16se w16cid w16 w16cex w16sdtdh wp14">
   <w:footnote w:type="separator" w:id="-1">
     <w:p>
       <w:r>
@@ -1861,7 +2022,27 @@
 </file>
 
 <file path=word/header1.xml><?xml version="1.0" encoding="utf-8"?>
-<w:hdr xmlns:wpc="http://schemas.microsoft.com/office/word/2010/wordprocessingCanvas" xmlns:cx="http://schemas.microsoft.com/office/drawing/2014/chartex" xmlns:cx1="http://schemas.microsoft.com/office/drawing/2015/9/8/chartex" xmlns:cx2="http://schemas.microsoft.com/office/drawing/2015/10/21/chartex" xmlns:cx3="http://schemas.microsoft.com/office/drawing/2016/5/9/chartex" xmlns:cx4="http://schemas.microsoft.com/office/drawing/2016/5/10/chartex" xmlns:cx5="http://schemas.microsoft.com/office/drawing/2016/5/11/chartex" xmlns:cx6="http://schemas.microsoft.com/office/drawing/2016/5/12/chartex" xmlns:cx7="http://schemas.microsoft.com/office/drawing/2016/5/13/chartex" xmlns:cx8="http://schemas.microsoft.com/office/drawing/2016/5/14/chartex" xmlns:mc="http://schemas.openxmlformats.org/markup-compatibility/2006" xmlns:aink="http://schemas.microsoft.com/office/drawing/2016/ink" xmlns:am3d="http://schemas.microsoft.com/office/drawing/2017/model3d" xmlns:o="urn:schemas-microsoft-com:office:office" xmlns:oel="http://schemas.microsoft.com/office/2019/extlst" xmlns:r="http://schemas.openxmlformats.org/officeDocument/2006/relationships" xmlns:m="http://schemas.openxmlformats.org/officeDocument/2006/math" xmlns:v="urn:schemas-microsoft-com:vml" xmlns:wp14="http://schemas.microsoft.com/office/word/2010/wordprocessingDrawing" xmlns:wp="http://schemas.openxmlformats.org/drawingml/2006/wordprocessingDrawing" xmlns:w10="urn:schemas-microsoft-com:office:word" xmlns:w="http://schemas.openxmlformats.org/wordprocessingml/2006/main" xmlns:w14="http://schemas.microsoft.com/office/word/2010/wordml" xmlns:w15="http://schemas.microsoft.com/office/word/2012/wordml" xmlns:w16cex="http://schemas.microsoft.com/office/word/2018/wordml/cex" xmlns:w16cid="http://schemas.microsoft.com/office/word/2016/wordml/cid" xmlns:w16="http://schemas.microsoft.com/office/word/2018/wordml" xmlns:w16sdtdh="http://schemas.microsoft.com/office/word/2020/wordml/sdtdatahash" xmlns:w16se="http://schemas.microsoft.com/office/word/2015/wordml/symex" xmlns:wpg="http://schemas.microsoft.com/office/word/2010/wordprocessingGroup" xmlns:wpi="http://schemas.microsoft.com/office/word/2010/wordprocessingInk" xmlns:wne="http://schemas.microsoft.com/office/word/2006/wordml" xmlns:wps="http://schemas.microsoft.com/office/word/2010/wordprocessingShape" mc:Ignorable="w14 w15 w16se w16cid w16 w16cex w16sdtdh wp14">
+<w:hdr xmlns:wpc="http://schemas.microsoft.com/office/word/2010/wordprocessingCanvas" xmlns:cx="http://schemas.microsoft.com/office/drawing/2014/chartex" xmlns:cx1="http://schemas.microsoft.com/office/drawing/2015/9/8/chartex" xmlns:cx2="http://schemas.microsoft.com/office/drawing/2015/10/21/chartex" xmlns:cx3="http://schemas.microsoft.com/office/drawing/2016/5/9/chartex" xmlns:cx4="http://schemas.microsoft.com/office/drawing/2016/5/10/chartex" xmlns:cx5="http://schemas.microsoft.com/office/drawing/2016/5/11/chartex" xmlns:cx6="http://schemas.microsoft.com/office/drawing/2016/5/12/chartex" xmlns:cx7="http://schemas.microsoft.com/office/drawing/2016/5/13/chartex" xmlns:cx8="http://schemas.microsoft.com/office/drawing/2016/5/14/chartex" xmlns:mc="http://schemas.openxmlformats.org/markup-compatibility/2006" xmlns:aink="http://schemas.microsoft.com/office/drawing/2016/ink" xmlns:am3d="http://schemas.microsoft.com/office/drawing/2017/model3d" xmlns:o="urn:schemas-microsoft-com:office:office" xmlns:r="http://schemas.openxmlformats.org/officeDocument/2006/relationships" xmlns:m="http://schemas.openxmlformats.org/officeDocument/2006/math" xmlns:v="urn:schemas-microsoft-com:vml" xmlns:wp14="http://schemas.microsoft.com/office/word/2010/wordprocessingDrawing" xmlns:wp="http://schemas.openxmlformats.org/drawingml/2006/wordprocessingDrawing" xmlns:w10="urn:schemas-microsoft-com:office:word" xmlns:w="http://schemas.openxmlformats.org/wordprocessingml/2006/main" xmlns:w14="http://schemas.microsoft.com/office/word/2010/wordml" xmlns:w15="http://schemas.microsoft.com/office/word/2012/wordml" xmlns:w16cex="http://schemas.microsoft.com/office/word/2018/wordml/cex" xmlns:w16cid="http://schemas.microsoft.com/office/word/2016/wordml/cid" xmlns:w16="http://schemas.microsoft.com/office/word/2018/wordml" xmlns:w16sdtdh="http://schemas.microsoft.com/office/word/2020/wordml/sdtdatahash" xmlns:w16se="http://schemas.microsoft.com/office/word/2015/wordml/symex" xmlns:wpg="http://schemas.microsoft.com/office/word/2010/wordprocessingGroup" xmlns:wpi="http://schemas.microsoft.com/office/word/2010/wordprocessingInk" xmlns:wne="http://schemas.microsoft.com/office/word/2006/wordml" xmlns:wps="http://schemas.microsoft.com/office/word/2010/wordprocessingShape" mc:Ignorable="w14 w15 w16se w16cid w16 w16cex w16sdtdh wp14">
+  <w:p>
+    <w:pPr>
+      <w:pStyle w:val="Header"/>
+    </w:pPr>
+  </w:p>
+</w:hdr>
+</file>
+
+<file path=word/header2.xml><?xml version="1.0" encoding="utf-8"?>
+<w:hdr xmlns:wpc="http://schemas.microsoft.com/office/word/2010/wordprocessingCanvas" xmlns:cx="http://schemas.microsoft.com/office/drawing/2014/chartex" xmlns:cx1="http://schemas.microsoft.com/office/drawing/2015/9/8/chartex" xmlns:cx2="http://schemas.microsoft.com/office/drawing/2015/10/21/chartex" xmlns:cx3="http://schemas.microsoft.com/office/drawing/2016/5/9/chartex" xmlns:cx4="http://schemas.microsoft.com/office/drawing/2016/5/10/chartex" xmlns:cx5="http://schemas.microsoft.com/office/drawing/2016/5/11/chartex" xmlns:cx6="http://schemas.microsoft.com/office/drawing/2016/5/12/chartex" xmlns:cx7="http://schemas.microsoft.com/office/drawing/2016/5/13/chartex" xmlns:cx8="http://schemas.microsoft.com/office/drawing/2016/5/14/chartex" xmlns:mc="http://schemas.openxmlformats.org/markup-compatibility/2006" xmlns:aink="http://schemas.microsoft.com/office/drawing/2016/ink" xmlns:am3d="http://schemas.microsoft.com/office/drawing/2017/model3d" xmlns:o="urn:schemas-microsoft-com:office:office" xmlns:r="http://schemas.openxmlformats.org/officeDocument/2006/relationships" xmlns:m="http://schemas.openxmlformats.org/officeDocument/2006/math" xmlns:v="urn:schemas-microsoft-com:vml" xmlns:wp14="http://schemas.microsoft.com/office/word/2010/wordprocessingDrawing" xmlns:wp="http://schemas.openxmlformats.org/drawingml/2006/wordprocessingDrawing" xmlns:w10="urn:schemas-microsoft-com:office:word" xmlns:w="http://schemas.openxmlformats.org/wordprocessingml/2006/main" xmlns:w14="http://schemas.microsoft.com/office/word/2010/wordml" xmlns:w15="http://schemas.microsoft.com/office/word/2012/wordml" xmlns:w16cex="http://schemas.microsoft.com/office/word/2018/wordml/cex" xmlns:w16cid="http://schemas.microsoft.com/office/word/2016/wordml/cid" xmlns:w16="http://schemas.microsoft.com/office/word/2018/wordml" xmlns:w16sdtdh="http://schemas.microsoft.com/office/word/2020/wordml/sdtdatahash" xmlns:w16se="http://schemas.microsoft.com/office/word/2015/wordml/symex" xmlns:wpg="http://schemas.microsoft.com/office/word/2010/wordprocessingGroup" xmlns:wpi="http://schemas.microsoft.com/office/word/2010/wordprocessingInk" xmlns:wne="http://schemas.microsoft.com/office/word/2006/wordml" xmlns:wps="http://schemas.microsoft.com/office/word/2010/wordprocessingShape" mc:Ignorable="w14 w15 w16se w16cid w16 w16cex w16sdtdh wp14">
+  <w:p>
+    <w:pPr>
+      <w:pStyle w:val="Header"/>
+    </w:pPr>
+  </w:p>
+</w:hdr>
+</file>
+
+<file path=word/header3.xml><?xml version="1.0" encoding="utf-8"?>
+<w:hdr xmlns:wpc="http://schemas.microsoft.com/office/word/2010/wordprocessingCanvas" xmlns:cx="http://schemas.microsoft.com/office/drawing/2014/chartex" xmlns:cx1="http://schemas.microsoft.com/office/drawing/2015/9/8/chartex" xmlns:cx2="http://schemas.microsoft.com/office/drawing/2015/10/21/chartex" xmlns:cx3="http://schemas.microsoft.com/office/drawing/2016/5/9/chartex" xmlns:cx4="http://schemas.microsoft.com/office/drawing/2016/5/10/chartex" xmlns:cx5="http://schemas.microsoft.com/office/drawing/2016/5/11/chartex" xmlns:cx6="http://schemas.microsoft.com/office/drawing/2016/5/12/chartex" xmlns:cx7="http://schemas.microsoft.com/office/drawing/2016/5/13/chartex" xmlns:cx8="http://schemas.microsoft.com/office/drawing/2016/5/14/chartex" xmlns:mc="http://schemas.openxmlformats.org/markup-compatibility/2006" xmlns:aink="http://schemas.microsoft.com/office/drawing/2016/ink" xmlns:am3d="http://schemas.microsoft.com/office/drawing/2017/model3d" xmlns:o="urn:schemas-microsoft-com:office:office" xmlns:r="http://schemas.openxmlformats.org/officeDocument/2006/relationships" xmlns:m="http://schemas.openxmlformats.org/officeDocument/2006/math" xmlns:v="urn:schemas-microsoft-com:vml" xmlns:wp14="http://schemas.microsoft.com/office/word/2010/wordprocessingDrawing" xmlns:wp="http://schemas.openxmlformats.org/drawingml/2006/wordprocessingDrawing" xmlns:w10="urn:schemas-microsoft-com:office:word" xmlns:w="http://schemas.openxmlformats.org/wordprocessingml/2006/main" xmlns:w14="http://schemas.microsoft.com/office/word/2010/wordml" xmlns:w15="http://schemas.microsoft.com/office/word/2012/wordml" xmlns:w16cex="http://schemas.microsoft.com/office/word/2018/wordml/cex" xmlns:w16cid="http://schemas.microsoft.com/office/word/2016/wordml/cid" xmlns:w16="http://schemas.microsoft.com/office/word/2018/wordml" xmlns:w16sdtdh="http://schemas.microsoft.com/office/word/2020/wordml/sdtdatahash" xmlns:w16se="http://schemas.microsoft.com/office/word/2015/wordml/symex" xmlns:wpg="http://schemas.microsoft.com/office/word/2010/wordprocessingGroup" xmlns:wpi="http://schemas.microsoft.com/office/word/2010/wordprocessingInk" xmlns:wne="http://schemas.microsoft.com/office/word/2006/wordml" xmlns:wps="http://schemas.microsoft.com/office/word/2010/wordprocessingShape" mc:Ignorable="w14 w15 w16se w16cid w16 w16cex w16sdtdh wp14">
   <w:p>
     <w:pPr>
       <w:pStyle w:val="Header"/>
@@ -1925,7 +2106,7 @@
 </file>
 
 <file path=word/numbering.xml><?xml version="1.0" encoding="utf-8"?>
-<w:numbering xmlns:wpc="http://schemas.microsoft.com/office/word/2010/wordprocessingCanvas" xmlns:cx="http://schemas.microsoft.com/office/drawing/2014/chartex" xmlns:cx1="http://schemas.microsoft.com/office/drawing/2015/9/8/chartex" xmlns:cx2="http://schemas.microsoft.com/office/drawing/2015/10/21/chartex" xmlns:cx3="http://schemas.microsoft.com/office/drawing/2016/5/9/chartex" xmlns:cx4="http://schemas.microsoft.com/office/drawing/2016/5/10/chartex" xmlns:cx5="http://schemas.microsoft.com/office/drawing/2016/5/11/chartex" xmlns:cx6="http://schemas.microsoft.com/office/drawing/2016/5/12/chartex" xmlns:cx7="http://schemas.microsoft.com/office/drawing/2016/5/13/chartex" xmlns:cx8="http://schemas.microsoft.com/office/drawing/2016/5/14/chartex" xmlns:mc="http://schemas.openxmlformats.org/markup-compatibility/2006" xmlns:aink="http://schemas.microsoft.com/office/drawing/2016/ink" xmlns:am3d="http://schemas.microsoft.com/office/drawing/2017/model3d" xmlns:o="urn:schemas-microsoft-com:office:office" xmlns:oel="http://schemas.microsoft.com/office/2019/extlst" xmlns:r="http://schemas.openxmlformats.org/officeDocument/2006/relationships" xmlns:m="http://schemas.openxmlformats.org/officeDocument/2006/math" xmlns:v="urn:schemas-microsoft-com:vml" xmlns:wp14="http://schemas.microsoft.com/office/word/2010/wordprocessingDrawing" xmlns:wp="http://schemas.openxmlformats.org/drawingml/2006/wordprocessingDrawing" xmlns:w10="urn:schemas-microsoft-com:office:word" xmlns:w="http://schemas.openxmlformats.org/wordprocessingml/2006/main" xmlns:w14="http://schemas.microsoft.com/office/word/2010/wordml" xmlns:w15="http://schemas.microsoft.com/office/word/2012/wordml" xmlns:w16cex="http://schemas.microsoft.com/office/word/2018/wordml/cex" xmlns:w16cid="http://schemas.microsoft.com/office/word/2016/wordml/cid" xmlns:w16="http://schemas.microsoft.com/office/word/2018/wordml" xmlns:w16sdtdh="http://schemas.microsoft.com/office/word/2020/wordml/sdtdatahash" xmlns:w16se="http://schemas.microsoft.com/office/word/2015/wordml/symex" xmlns:wpg="http://schemas.microsoft.com/office/word/2010/wordprocessingGroup" xmlns:wpi="http://schemas.microsoft.com/office/word/2010/wordprocessingInk" xmlns:wne="http://schemas.microsoft.com/office/word/2006/wordml" xmlns:wps="http://schemas.microsoft.com/office/word/2010/wordprocessingShape" mc:Ignorable="w14 w15 w16se w16cid w16 w16cex w16sdtdh wp14">
+<w:numbering xmlns:wpc="http://schemas.microsoft.com/office/word/2010/wordprocessingCanvas" xmlns:cx="http://schemas.microsoft.com/office/drawing/2014/chartex" xmlns:cx1="http://schemas.microsoft.com/office/drawing/2015/9/8/chartex" xmlns:cx2="http://schemas.microsoft.com/office/drawing/2015/10/21/chartex" xmlns:cx3="http://schemas.microsoft.com/office/drawing/2016/5/9/chartex" xmlns:cx4="http://schemas.microsoft.com/office/drawing/2016/5/10/chartex" xmlns:cx5="http://schemas.microsoft.com/office/drawing/2016/5/11/chartex" xmlns:cx6="http://schemas.microsoft.com/office/drawing/2016/5/12/chartex" xmlns:cx7="http://schemas.microsoft.com/office/drawing/2016/5/13/chartex" xmlns:cx8="http://schemas.microsoft.com/office/drawing/2016/5/14/chartex" xmlns:mc="http://schemas.openxmlformats.org/markup-compatibility/2006" xmlns:aink="http://schemas.microsoft.com/office/drawing/2016/ink" xmlns:am3d="http://schemas.microsoft.com/office/drawing/2017/model3d" xmlns:o="urn:schemas-microsoft-com:office:office" xmlns:r="http://schemas.openxmlformats.org/officeDocument/2006/relationships" xmlns:m="http://schemas.openxmlformats.org/officeDocument/2006/math" xmlns:v="urn:schemas-microsoft-com:vml" xmlns:wp14="http://schemas.microsoft.com/office/word/2010/wordprocessingDrawing" xmlns:wp="http://schemas.openxmlformats.org/drawingml/2006/wordprocessingDrawing" xmlns:w10="urn:schemas-microsoft-com:office:word" xmlns:w="http://schemas.openxmlformats.org/wordprocessingml/2006/main" xmlns:w14="http://schemas.microsoft.com/office/word/2010/wordml" xmlns:w15="http://schemas.microsoft.com/office/word/2012/wordml" xmlns:w16cex="http://schemas.microsoft.com/office/word/2018/wordml/cex" xmlns:w16cid="http://schemas.microsoft.com/office/word/2016/wordml/cid" xmlns:w16="http://schemas.microsoft.com/office/word/2018/wordml" xmlns:w16sdtdh="http://schemas.microsoft.com/office/word/2020/wordml/sdtdatahash" xmlns:w16se="http://schemas.microsoft.com/office/word/2015/wordml/symex" xmlns:wpg="http://schemas.microsoft.com/office/word/2010/wordprocessingGroup" xmlns:wpi="http://schemas.microsoft.com/office/word/2010/wordprocessingInk" xmlns:wne="http://schemas.microsoft.com/office/word/2006/wordml" xmlns:wps="http://schemas.microsoft.com/office/word/2010/wordprocessingShape" mc:Ignorable="w14 w15 w16se w16cid w16 w16cex w16sdtdh wp14">
   <w:abstractNum w:abstractNumId="0" w15:restartNumberingAfterBreak="0">
     <w:nsid w:val="10CE62FD"/>
     <w:multiLevelType w:val="singleLevel"/>
@@ -4725,118 +4906,118 @@
       </w:rPr>
     </w:lvl>
   </w:abstractNum>
-  <w:num w:numId="1" w16cid:durableId="1393893479">
+  <w:num w:numId="1">
     <w:abstractNumId w:val="30"/>
   </w:num>
-  <w:num w:numId="2" w16cid:durableId="1829784060">
+  <w:num w:numId="2">
     <w:abstractNumId w:val="33"/>
   </w:num>
-  <w:num w:numId="3" w16cid:durableId="864827527">
+  <w:num w:numId="3">
     <w:abstractNumId w:val="9"/>
   </w:num>
-  <w:num w:numId="4" w16cid:durableId="800343870">
+  <w:num w:numId="4">
     <w:abstractNumId w:val="13"/>
   </w:num>
-  <w:num w:numId="5" w16cid:durableId="1429078190">
+  <w:num w:numId="5">
     <w:abstractNumId w:val="25"/>
   </w:num>
-  <w:num w:numId="6" w16cid:durableId="85081052">
+  <w:num w:numId="6">
     <w:abstractNumId w:val="5"/>
   </w:num>
-  <w:num w:numId="7" w16cid:durableId="213471008">
+  <w:num w:numId="7">
     <w:abstractNumId w:val="35"/>
   </w:num>
-  <w:num w:numId="8" w16cid:durableId="1661154607">
+  <w:num w:numId="8">
     <w:abstractNumId w:val="15"/>
   </w:num>
-  <w:num w:numId="9" w16cid:durableId="262882217">
+  <w:num w:numId="9">
     <w:abstractNumId w:val="31"/>
   </w:num>
-  <w:num w:numId="10" w16cid:durableId="1478302078">
+  <w:num w:numId="10">
     <w:abstractNumId w:val="36"/>
   </w:num>
-  <w:num w:numId="11" w16cid:durableId="27804663">
+  <w:num w:numId="11">
     <w:abstractNumId w:val="2"/>
   </w:num>
-  <w:num w:numId="12" w16cid:durableId="2108577327">
+  <w:num w:numId="12">
     <w:abstractNumId w:val="8"/>
   </w:num>
-  <w:num w:numId="13" w16cid:durableId="1961761833">
+  <w:num w:numId="13">
     <w:abstractNumId w:val="7"/>
   </w:num>
-  <w:num w:numId="14" w16cid:durableId="632716269">
+  <w:num w:numId="14">
     <w:abstractNumId w:val="16"/>
   </w:num>
-  <w:num w:numId="15" w16cid:durableId="2135588025">
+  <w:num w:numId="15">
     <w:abstractNumId w:val="28"/>
   </w:num>
-  <w:num w:numId="16" w16cid:durableId="12919023">
+  <w:num w:numId="16">
     <w:abstractNumId w:val="18"/>
   </w:num>
-  <w:num w:numId="17" w16cid:durableId="577321878">
+  <w:num w:numId="17">
     <w:abstractNumId w:val="26"/>
   </w:num>
-  <w:num w:numId="18" w16cid:durableId="1009522766">
+  <w:num w:numId="18">
     <w:abstractNumId w:val="34"/>
   </w:num>
-  <w:num w:numId="19" w16cid:durableId="782068163">
+  <w:num w:numId="19">
     <w:abstractNumId w:val="22"/>
   </w:num>
-  <w:num w:numId="20" w16cid:durableId="1948779453">
+  <w:num w:numId="20">
     <w:abstractNumId w:val="6"/>
   </w:num>
-  <w:num w:numId="21" w16cid:durableId="1388648443">
+  <w:num w:numId="21">
     <w:abstractNumId w:val="20"/>
   </w:num>
-  <w:num w:numId="22" w16cid:durableId="1370568189">
+  <w:num w:numId="22">
     <w:abstractNumId w:val="29"/>
   </w:num>
-  <w:num w:numId="23" w16cid:durableId="1256551160">
+  <w:num w:numId="23">
     <w:abstractNumId w:val="11"/>
   </w:num>
-  <w:num w:numId="24" w16cid:durableId="1670134763">
+  <w:num w:numId="24">
     <w:abstractNumId w:val="21"/>
   </w:num>
-  <w:num w:numId="25" w16cid:durableId="201864251">
+  <w:num w:numId="25">
     <w:abstractNumId w:val="3"/>
   </w:num>
-  <w:num w:numId="26" w16cid:durableId="1616980069">
+  <w:num w:numId="26">
     <w:abstractNumId w:val="37"/>
   </w:num>
-  <w:num w:numId="27" w16cid:durableId="1677071767">
+  <w:num w:numId="27">
     <w:abstractNumId w:val="1"/>
   </w:num>
-  <w:num w:numId="28" w16cid:durableId="517161229">
+  <w:num w:numId="28">
     <w:abstractNumId w:val="32"/>
   </w:num>
-  <w:num w:numId="29" w16cid:durableId="249236990">
+  <w:num w:numId="29">
     <w:abstractNumId w:val="0"/>
   </w:num>
-  <w:num w:numId="30" w16cid:durableId="1293288879">
+  <w:num w:numId="30">
     <w:abstractNumId w:val="17"/>
   </w:num>
-  <w:num w:numId="31" w16cid:durableId="2081520175">
+  <w:num w:numId="31">
     <w:abstractNumId w:val="27"/>
   </w:num>
-  <w:num w:numId="32" w16cid:durableId="275212646">
+  <w:num w:numId="32">
     <w:abstractNumId w:val="23"/>
   </w:num>
-  <w:num w:numId="33" w16cid:durableId="1816290240">
+  <w:num w:numId="33">
     <w:abstractNumId w:val="14"/>
   </w:num>
-  <w:num w:numId="34" w16cid:durableId="869538756">
+  <w:num w:numId="34">
     <w:abstractNumId w:val="4"/>
   </w:num>
-  <w:num w:numId="35" w16cid:durableId="1913157447">
+  <w:num w:numId="35">
     <w:abstractNumId w:val="24"/>
   </w:num>
-  <w:num w:numId="36" w16cid:durableId="584532276">
+  <w:num w:numId="36">
     <w:abstractNumId w:val="12"/>
   </w:num>
-  <w:num w:numId="37" w16cid:durableId="1003510499">
+  <w:num w:numId="37">
     <w:abstractNumId w:val="19"/>
   </w:num>
-  <w:num w:numId="38" w16cid:durableId="20016308">
+  <w:num w:numId="38">
     <w:abstractNumId w:val="10"/>
   </w:num>
 </w:numbering>
@@ -5133,7 +5314,7 @@
   <w:style w:type="paragraph" w:default="1" w:styleId="Normal">
     <w:name w:val="Normal"/>
     <w:qFormat/>
-    <w:rsid w:val="009551FD"/>
+    <w:rsid w:val="009B5536"/>
     <w:rPr>
       <w:rFonts w:ascii="Arial" w:hAnsi="Arial"/>
       <w:sz w:val="22"/>
@@ -5884,6 +6065,18 @@
       <w:sz w:val="22"/>
     </w:rPr>
   </w:style>
+  <w:style w:type="character" w:styleId="UnresolvedMention">
+    <w:name w:val="Unresolved Mention"/>
+    <w:basedOn w:val="DefaultParagraphFont"/>
+    <w:uiPriority w:val="99"/>
+    <w:semiHidden/>
+    <w:unhideWhenUsed/>
+    <w:rsid w:val="00F2655B"/>
+    <w:rPr>
+      <w:color w:val="605E5C"/>
+      <w:shd w:val="clear" w:color="auto" w:fill="E1DFDD"/>
+    </w:rPr>
+  </w:style>
 </w:styles>
 </file>
 
@@ -6183,69 +6376,6 @@
 </file>
 
 <file path=customXml/item1.xml><?xml version="1.0" encoding="utf-8"?>
-<?mso-contentType ?>
-<spe:Receivers xmlns:spe="http://schemas.microsoft.com/sharepoint/events">
-  <Receiver>
-    <Name>Document ID Generator</Name>
-    <Synchronization>Synchronous</Synchronization>
-    <Type>10001</Type>
-    <SequenceNumber>1000</SequenceNumber>
-    <Url/>
-    <Assembly>Microsoft.Office.DocumentManagement, Version=16.0.0.0, Culture=neutral, PublicKeyToken=71e9bce111e9429c</Assembly>
-    <Class>Microsoft.Office.DocumentManagement.Internal.DocIdHandler</Class>
-    <Data/>
-    <Filter/>
-  </Receiver>
-  <Receiver>
-    <Name>Document ID Generator</Name>
-    <Synchronization>Synchronous</Synchronization>
-    <Type>10002</Type>
-    <SequenceNumber>1001</SequenceNumber>
-    <Url/>
-    <Assembly>Microsoft.Office.DocumentManagement, Version=16.0.0.0, Culture=neutral, PublicKeyToken=71e9bce111e9429c</Assembly>
-    <Class>Microsoft.Office.DocumentManagement.Internal.DocIdHandler</Class>
-    <Data/>
-    <Filter/>
-  </Receiver>
-  <Receiver>
-    <Name>Document ID Generator</Name>
-    <Synchronization>Synchronous</Synchronization>
-    <Type>10004</Type>
-    <SequenceNumber>1002</SequenceNumber>
-    <Url/>
-    <Assembly>Microsoft.Office.DocumentManagement, Version=16.0.0.0, Culture=neutral, PublicKeyToken=71e9bce111e9429c</Assembly>
-    <Class>Microsoft.Office.DocumentManagement.Internal.DocIdHandler</Class>
-    <Data/>
-    <Filter/>
-  </Receiver>
-  <Receiver>
-    <Name>Document ID Generator</Name>
-    <Synchronization>Synchronous</Synchronization>
-    <Type>10006</Type>
-    <SequenceNumber>1003</SequenceNumber>
-    <Url/>
-    <Assembly>Microsoft.Office.DocumentManagement, Version=16.0.0.0, Culture=neutral, PublicKeyToken=71e9bce111e9429c</Assembly>
-    <Class>Microsoft.Office.DocumentManagement.Internal.DocIdHandler</Class>
-    <Data/>
-    <Filter/>
-  </Receiver>
-</spe:Receivers>
-</file>
-
-<file path=customXml/item2.xml><?xml version="1.0" encoding="utf-8"?>
-<LongProperties xmlns="http://schemas.microsoft.com/office/2006/metadata/longProperties"/>
-</file>
-
-<file path=customXml/item3.xml><?xml version="1.0" encoding="utf-8"?>
-<?mso-contentType ?>
-<FormTemplates xmlns="http://schemas.microsoft.com/sharepoint/v3/contenttype/forms">
-  <Display>DocumentLibraryForm</Display>
-  <Edit>DocumentLibraryForm</Edit>
-  <New>DocumentLibraryForm</New>
-</FormTemplates>
-</file>
-
-<file path=customXml/item4.xml><?xml version="1.0" encoding="utf-8"?>
 <ct:contentTypeSchema xmlns:ct="http://schemas.microsoft.com/office/2006/metadata/contentType" xmlns:ma="http://schemas.microsoft.com/office/2006/metadata/properties/metaAttributes" ct:_="" ma:_="" ma:contentTypeName="Document" ma:contentTypeID="0x01010021FBFA0342EB724A95B4909723D26D68" ma:contentTypeVersion="26" ma:contentTypeDescription="Create a new document." ma:contentTypeScope="" ma:versionID="ce9128d41b1af608ba1c196b42a8dbd5">
   <xsd:schema xmlns:xsd="http://www.w3.org/2001/XMLSchema" xmlns:xs="http://www.w3.org/2001/XMLSchema" xmlns:p="http://schemas.microsoft.com/office/2006/metadata/properties" xmlns:ns2="faac64c1-01ff-446a-acab-2cde8bf797ec" xmlns:ns3="0063f72e-ace3-48fb-9c1f-5b513408b31f" xmlns:ns4="b413c3fd-5a3b-4239-b985-69032e371c04" xmlns:ns5="a8f60570-4bd3-4f2b-950b-a996de8ab151" xmlns:ns6="aaacb922-5235-4a66-b188-303b9b46fbd7" xmlns:ns7="2baed3fd-e151-4071-ba61-84ee9d9612ee" targetNamespace="http://schemas.microsoft.com/office/2006/metadata/properties" ma:root="true" ma:fieldsID="2a7ed604f0594f3fb732c0ca6b9e4075" ns2:_="" ns3:_="" ns4:_="" ns5:_="" ns6:_="" ns7:_="">
     <xsd:import namespace="faac64c1-01ff-446a-acab-2cde8bf797ec"/>
@@ -6612,7 +6742,7 @@
 </ct:contentTypeSchema>
 </file>
 
-<file path=customXml/item5.xml><?xml version="1.0" encoding="utf-8"?>
+<file path=customXml/item2.xml><?xml version="1.0" encoding="utf-8"?>
 <p:properties xmlns:p="http://schemas.microsoft.com/office/2006/metadata/properties" xmlns:xsi="http://www.w3.org/2001/XMLSchema-instance" xmlns:pc="http://schemas.microsoft.com/office/infopath/2007/PartnerControls">
   <documentManagement>
     <Government_x0020_Body xmlns="b413c3fd-5a3b-4239-b985-69032e371c04">BEIS</Government_x0020_Body>
@@ -6640,31 +6770,70 @@
 </p:properties>
 </file>
 
-<file path=customXml/itemProps1.xml><?xml version="1.0" encoding="utf-8"?>
-<ds:datastoreItem xmlns:ds="http://schemas.openxmlformats.org/officeDocument/2006/customXml" ds:itemID="{92F39A2C-72A7-449F-980B-7333B5F24198}">
-  <ds:schemaRefs>
-    <ds:schemaRef ds:uri="http://schemas.microsoft.com/sharepoint/events"/>
-  </ds:schemaRefs>
-</ds:datastoreItem>
+<file path=customXml/item3.xml><?xml version="1.0" encoding="utf-8"?>
+<?mso-contentType ?>
+<spe:Receivers xmlns:spe="http://schemas.microsoft.com/sharepoint/events">
+  <Receiver>
+    <Name>Document ID Generator</Name>
+    <Synchronization>Synchronous</Synchronization>
+    <Type>10001</Type>
+    <SequenceNumber>1000</SequenceNumber>
+    <Url/>
+    <Assembly>Microsoft.Office.DocumentManagement, Version=16.0.0.0, Culture=neutral, PublicKeyToken=71e9bce111e9429c</Assembly>
+    <Class>Microsoft.Office.DocumentManagement.Internal.DocIdHandler</Class>
+    <Data/>
+    <Filter/>
+  </Receiver>
+  <Receiver>
+    <Name>Document ID Generator</Name>
+    <Synchronization>Synchronous</Synchronization>
+    <Type>10002</Type>
+    <SequenceNumber>1001</SequenceNumber>
+    <Url/>
+    <Assembly>Microsoft.Office.DocumentManagement, Version=16.0.0.0, Culture=neutral, PublicKeyToken=71e9bce111e9429c</Assembly>
+    <Class>Microsoft.Office.DocumentManagement.Internal.DocIdHandler</Class>
+    <Data/>
+    <Filter/>
+  </Receiver>
+  <Receiver>
+    <Name>Document ID Generator</Name>
+    <Synchronization>Synchronous</Synchronization>
+    <Type>10004</Type>
+    <SequenceNumber>1002</SequenceNumber>
+    <Url/>
+    <Assembly>Microsoft.Office.DocumentManagement, Version=16.0.0.0, Culture=neutral, PublicKeyToken=71e9bce111e9429c</Assembly>
+    <Class>Microsoft.Office.DocumentManagement.Internal.DocIdHandler</Class>
+    <Data/>
+    <Filter/>
+  </Receiver>
+  <Receiver>
+    <Name>Document ID Generator</Name>
+    <Synchronization>Synchronous</Synchronization>
+    <Type>10006</Type>
+    <SequenceNumber>1003</SequenceNumber>
+    <Url/>
+    <Assembly>Microsoft.Office.DocumentManagement, Version=16.0.0.0, Culture=neutral, PublicKeyToken=71e9bce111e9429c</Assembly>
+    <Class>Microsoft.Office.DocumentManagement.Internal.DocIdHandler</Class>
+    <Data/>
+    <Filter/>
+  </Receiver>
+</spe:Receivers>
 </file>
 
-<file path=customXml/itemProps2.xml><?xml version="1.0" encoding="utf-8"?>
-<ds:datastoreItem xmlns:ds="http://schemas.openxmlformats.org/officeDocument/2006/customXml" ds:itemID="{349FC049-DA55-482F-87DF-55CDDF9723FE}">
-  <ds:schemaRefs>
-    <ds:schemaRef ds:uri="http://schemas.microsoft.com/office/2006/metadata/longProperties"/>
-  </ds:schemaRefs>
-</ds:datastoreItem>
+<file path=customXml/item4.xml><?xml version="1.0" encoding="utf-8"?>
+<LongProperties xmlns="http://schemas.microsoft.com/office/2006/metadata/longProperties"/>
 </file>
 
-<file path=customXml/itemProps3.xml><?xml version="1.0" encoding="utf-8"?>
-<ds:datastoreItem xmlns:ds="http://schemas.openxmlformats.org/officeDocument/2006/customXml" ds:itemID="{123BCE83-6201-434C-8A2F-4F5EEEAF9F60}">
-  <ds:schemaRefs>
-    <ds:schemaRef ds:uri="http://schemas.microsoft.com/sharepoint/v3/contenttype/forms"/>
-  </ds:schemaRefs>
-</ds:datastoreItem>
+<file path=customXml/item5.xml><?xml version="1.0" encoding="utf-8"?>
+<?mso-contentType ?>
+<FormTemplates xmlns="http://schemas.microsoft.com/sharepoint/v3/contenttype/forms">
+  <Display>DocumentLibraryForm</Display>
+  <Edit>DocumentLibraryForm</Edit>
+  <New>DocumentLibraryForm</New>
+</FormTemplates>
 </file>
 
-<file path=customXml/itemProps4.xml><?xml version="1.0" encoding="utf-8"?>
+<file path=customXml/itemProps1.xml><?xml version="1.0" encoding="utf-8"?>
 <ds:datastoreItem xmlns:ds="http://schemas.openxmlformats.org/officeDocument/2006/customXml" ds:itemID="{1834A5B2-B31A-4BF9-B4C6-F9D8F4FA9226}">
   <ds:schemaRefs>
     <ds:schemaRef ds:uri="http://schemas.microsoft.com/office/2006/metadata/contentType"/>
@@ -6687,7 +6856,7 @@
 </ds:datastoreItem>
 </file>
 
-<file path=customXml/itemProps5.xml><?xml version="1.0" encoding="utf-8"?>
+<file path=customXml/itemProps2.xml><?xml version="1.0" encoding="utf-8"?>
 <ds:datastoreItem xmlns:ds="http://schemas.openxmlformats.org/officeDocument/2006/customXml" ds:itemID="{836D2F3A-1878-4919-ABF7-888ACDE64797}">
   <ds:schemaRefs>
     <ds:schemaRef ds:uri="http://schemas.microsoft.com/office/2006/metadata/properties"/>
@@ -6700,4 +6869,28 @@
     <ds:schemaRef ds:uri="a8f60570-4bd3-4f2b-950b-a996de8ab151"/>
   </ds:schemaRefs>
 </ds:datastoreItem>
+</file>
+
+<file path=customXml/itemProps3.xml><?xml version="1.0" encoding="utf-8"?>
+<ds:datastoreItem xmlns:ds="http://schemas.openxmlformats.org/officeDocument/2006/customXml" ds:itemID="{92F39A2C-72A7-449F-980B-7333B5F24198}">
+  <ds:schemaRefs>
+    <ds:schemaRef ds:uri="http://schemas.microsoft.com/sharepoint/events"/>
+  </ds:schemaRefs>
+</ds:datastoreItem>
+</file>
+
+<file path=customXml/itemProps4.xml><?xml version="1.0" encoding="utf-8"?>
+<ds:datastoreItem xmlns:ds="http://schemas.openxmlformats.org/officeDocument/2006/customXml" ds:itemID="{349FC049-DA55-482F-87DF-55CDDF9723FE}">
+  <ds:schemaRefs>
+    <ds:schemaRef ds:uri="http://schemas.microsoft.com/office/2006/metadata/longProperties"/>
+  </ds:schemaRefs>
+</ds:datastoreItem>
+</file>
+
+<file path=customXml/itemProps5.xml><?xml version="1.0" encoding="utf-8"?>
+<ds:datastoreItem xmlns:ds="http://schemas.openxmlformats.org/officeDocument/2006/customXml" ds:itemID="{123BCE83-6201-434C-8A2F-4F5EEEAF9F60}">
+  <ds:schemaRefs>
+    <ds:schemaRef ds:uri="http://schemas.microsoft.com/sharepoint/v3/contenttype/forms"/>
+  </ds:schemaRefs>
+</ds:datastoreItem>
 </file>
--- a/uk-cca-app-api/src/main/resources/templates/ca/england/CR_L002_Variation_Approved.docx
+++ b/uk-cca-app-api/src/main/resources/templates/ca/england/CR_L002_Variation_Approved.docx
@@ -119,7 +119,7 @@
         <w:rPr>
           <w:sz w:val="20"/>
         </w:rPr>
-        <w:instrText xml:space="preserve"> MERGEFIELD  ${account.sectorIdentifier}  \* MERGEFORMAT </w:instrText>
+        <w:instrText xml:space="preserve"> MERGEFIELD  ${params.sectorAcronymAndName}  \* MERGEFORMAT </w:instrText>
       </w:r>
       <w:r>
         <w:rPr>
@@ -132,7 +132,7 @@
           <w:noProof/>
           <w:sz w:val="20"/>
         </w:rPr>
-        <w:t>«${account.sectorIdentifier}»</w:t>
+        <w:t>«${params.sectorAcronymAndName}»</w:t>
       </w:r>
       <w:r>
         <w:rPr>
@@ -1294,6 +1294,7 @@
         <w:rPr>
           <w:sz w:val="20"/>
         </w:rPr>
+        <w:lastRenderedPageBreak/>
         <w:t>CCA Team</w:t>
       </w:r>
     </w:p>
@@ -6376,6 +6377,34 @@
 </file>
 
 <file path=customXml/item1.xml><?xml version="1.0" encoding="utf-8"?>
+<p:properties xmlns:p="http://schemas.microsoft.com/office/2006/metadata/properties" xmlns:xsi="http://www.w3.org/2001/XMLSchema-instance" xmlns:pc="http://schemas.microsoft.com/office/infopath/2007/PartnerControls">
+  <documentManagement>
+    <Government_x0020_Body xmlns="b413c3fd-5a3b-4239-b985-69032e371c04">BEIS</Government_x0020_Body>
+    <Date_x0020_Opened xmlns="b413c3fd-5a3b-4239-b985-69032e371c04">2024-10-01T18:30:02+00:00</Date_x0020_Opened>
+    <LegacyData xmlns="aaacb922-5235-4a66-b188-303b9b46fbd7" xsi:nil="true"/>
+    <Descriptor xmlns="0063f72e-ace3-48fb-9c1f-5b513408b31f" xsi:nil="true"/>
+    <m975189f4ba442ecbf67d4147307b177 xmlns="faac64c1-01ff-446a-acab-2cde8bf797ec">
+      <Terms xmlns="http://schemas.microsoft.com/office/infopath/2007/PartnerControls">
+        <TermInfo xmlns="http://schemas.microsoft.com/office/infopath/2007/PartnerControls">
+          <TermName xmlns="http://schemas.microsoft.com/office/infopath/2007/PartnerControls">BEIS:Net Zero, Buildings and Industry:Industrial Energy:UK ETS Delivery</TermName>
+          <TermId xmlns="http://schemas.microsoft.com/office/infopath/2007/PartnerControls">1788b8e5-6d0a-4cde-aaf0-425d3e6d5788</TermId>
+        </TermInfo>
+      </Terms>
+    </m975189f4ba442ecbf67d4147307b177>
+    <TaxCatchAll xmlns="faac64c1-01ff-446a-acab-2cde8bf797ec">
+      <Value>1</Value>
+    </TaxCatchAll>
+    <Security_x0020_Classification xmlns="0063f72e-ace3-48fb-9c1f-5b513408b31f">OFFICIAL</Security_x0020_Classification>
+    <lcf76f155ced4ddcb4097134ff3c332f xmlns="2baed3fd-e151-4071-ba61-84ee9d9612ee">
+      <Terms xmlns="http://schemas.microsoft.com/office/infopath/2007/PartnerControls"/>
+    </lcf76f155ced4ddcb4097134ff3c332f>
+    <Retention_x0020_Label xmlns="a8f60570-4bd3-4f2b-950b-a996de8ab151" xsi:nil="true"/>
+    <Date_x0020_Closed xmlns="b413c3fd-5a3b-4239-b985-69032e371c04" xsi:nil="true"/>
+  </documentManagement>
+</p:properties>
+</file>
+
+<file path=customXml/item2.xml><?xml version="1.0" encoding="utf-8"?>
 <ct:contentTypeSchema xmlns:ct="http://schemas.microsoft.com/office/2006/metadata/contentType" xmlns:ma="http://schemas.microsoft.com/office/2006/metadata/properties/metaAttributes" ct:_="" ma:_="" ma:contentTypeName="Document" ma:contentTypeID="0x01010021FBFA0342EB724A95B4909723D26D68" ma:contentTypeVersion="26" ma:contentTypeDescription="Create a new document." ma:contentTypeScope="" ma:versionID="ce9128d41b1af608ba1c196b42a8dbd5">
   <xsd:schema xmlns:xsd="http://www.w3.org/2001/XMLSchema" xmlns:xs="http://www.w3.org/2001/XMLSchema" xmlns:p="http://schemas.microsoft.com/office/2006/metadata/properties" xmlns:ns2="faac64c1-01ff-446a-acab-2cde8bf797ec" xmlns:ns3="0063f72e-ace3-48fb-9c1f-5b513408b31f" xmlns:ns4="b413c3fd-5a3b-4239-b985-69032e371c04" xmlns:ns5="a8f60570-4bd3-4f2b-950b-a996de8ab151" xmlns:ns6="aaacb922-5235-4a66-b188-303b9b46fbd7" xmlns:ns7="2baed3fd-e151-4071-ba61-84ee9d9612ee" targetNamespace="http://schemas.microsoft.com/office/2006/metadata/properties" ma:root="true" ma:fieldsID="2a7ed604f0594f3fb732c0ca6b9e4075" ns2:_="" ns3:_="" ns4:_="" ns5:_="" ns6:_="" ns7:_="">
     <xsd:import namespace="faac64c1-01ff-446a-acab-2cde8bf797ec"/>
@@ -6742,35 +6771,20 @@
 </ct:contentTypeSchema>
 </file>
 
-<file path=customXml/item2.xml><?xml version="1.0" encoding="utf-8"?>
-<p:properties xmlns:p="http://schemas.microsoft.com/office/2006/metadata/properties" xmlns:xsi="http://www.w3.org/2001/XMLSchema-instance" xmlns:pc="http://schemas.microsoft.com/office/infopath/2007/PartnerControls">
-  <documentManagement>
-    <Government_x0020_Body xmlns="b413c3fd-5a3b-4239-b985-69032e371c04">BEIS</Government_x0020_Body>
-    <Date_x0020_Opened xmlns="b413c3fd-5a3b-4239-b985-69032e371c04">2024-10-01T18:30:02+00:00</Date_x0020_Opened>
-    <LegacyData xmlns="aaacb922-5235-4a66-b188-303b9b46fbd7" xsi:nil="true"/>
-    <Descriptor xmlns="0063f72e-ace3-48fb-9c1f-5b513408b31f" xsi:nil="true"/>
-    <m975189f4ba442ecbf67d4147307b177 xmlns="faac64c1-01ff-446a-acab-2cde8bf797ec">
-      <Terms xmlns="http://schemas.microsoft.com/office/infopath/2007/PartnerControls">
-        <TermInfo xmlns="http://schemas.microsoft.com/office/infopath/2007/PartnerControls">
-          <TermName xmlns="http://schemas.microsoft.com/office/infopath/2007/PartnerControls">BEIS:Net Zero, Buildings and Industry:Industrial Energy:UK ETS Delivery</TermName>
-          <TermId xmlns="http://schemas.microsoft.com/office/infopath/2007/PartnerControls">1788b8e5-6d0a-4cde-aaf0-425d3e6d5788</TermId>
-        </TermInfo>
-      </Terms>
-    </m975189f4ba442ecbf67d4147307b177>
-    <TaxCatchAll xmlns="faac64c1-01ff-446a-acab-2cde8bf797ec">
-      <Value>1</Value>
-    </TaxCatchAll>
-    <Security_x0020_Classification xmlns="0063f72e-ace3-48fb-9c1f-5b513408b31f">OFFICIAL</Security_x0020_Classification>
-    <lcf76f155ced4ddcb4097134ff3c332f xmlns="2baed3fd-e151-4071-ba61-84ee9d9612ee">
-      <Terms xmlns="http://schemas.microsoft.com/office/infopath/2007/PartnerControls"/>
-    </lcf76f155ced4ddcb4097134ff3c332f>
-    <Retention_x0020_Label xmlns="a8f60570-4bd3-4f2b-950b-a996de8ab151" xsi:nil="true"/>
-    <Date_x0020_Closed xmlns="b413c3fd-5a3b-4239-b985-69032e371c04" xsi:nil="true"/>
-  </documentManagement>
-</p:properties>
+<file path=customXml/item3.xml><?xml version="1.0" encoding="utf-8"?>
+<?mso-contentType ?>
+<FormTemplates xmlns="http://schemas.microsoft.com/sharepoint/v3/contenttype/forms">
+  <Display>DocumentLibraryForm</Display>
+  <Edit>DocumentLibraryForm</Edit>
+  <New>DocumentLibraryForm</New>
+</FormTemplates>
 </file>
 
-<file path=customXml/item3.xml><?xml version="1.0" encoding="utf-8"?>
+<file path=customXml/item4.xml><?xml version="1.0" encoding="utf-8"?>
+<LongProperties xmlns="http://schemas.microsoft.com/office/2006/metadata/longProperties"/>
+</file>
+
+<file path=customXml/item5.xml><?xml version="1.0" encoding="utf-8"?>
 <?mso-contentType ?>
 <spe:Receivers xmlns:spe="http://schemas.microsoft.com/sharepoint/events">
   <Receiver>
@@ -6820,20 +6834,22 @@
 </spe:Receivers>
 </file>
 
-<file path=customXml/item4.xml><?xml version="1.0" encoding="utf-8"?>
-<LongProperties xmlns="http://schemas.microsoft.com/office/2006/metadata/longProperties"/>
+<file path=customXml/itemProps1.xml><?xml version="1.0" encoding="utf-8"?>
+<ds:datastoreItem xmlns:ds="http://schemas.openxmlformats.org/officeDocument/2006/customXml" ds:itemID="{836D2F3A-1878-4919-ABF7-888ACDE64797}">
+  <ds:schemaRefs>
+    <ds:schemaRef ds:uri="http://schemas.microsoft.com/office/2006/metadata/properties"/>
+    <ds:schemaRef ds:uri="http://schemas.microsoft.com/office/infopath/2007/PartnerControls"/>
+    <ds:schemaRef ds:uri="b413c3fd-5a3b-4239-b985-69032e371c04"/>
+    <ds:schemaRef ds:uri="aaacb922-5235-4a66-b188-303b9b46fbd7"/>
+    <ds:schemaRef ds:uri="0063f72e-ace3-48fb-9c1f-5b513408b31f"/>
+    <ds:schemaRef ds:uri="faac64c1-01ff-446a-acab-2cde8bf797ec"/>
+    <ds:schemaRef ds:uri="2baed3fd-e151-4071-ba61-84ee9d9612ee"/>
+    <ds:schemaRef ds:uri="a8f60570-4bd3-4f2b-950b-a996de8ab151"/>
+  </ds:schemaRefs>
+</ds:datastoreItem>
 </file>
 
-<file path=customXml/item5.xml><?xml version="1.0" encoding="utf-8"?>
-<?mso-contentType ?>
-<FormTemplates xmlns="http://schemas.microsoft.com/sharepoint/v3/contenttype/forms">
-  <Display>DocumentLibraryForm</Display>
-  <Edit>DocumentLibraryForm</Edit>
-  <New>DocumentLibraryForm</New>
-</FormTemplates>
-</file>
-
-<file path=customXml/itemProps1.xml><?xml version="1.0" encoding="utf-8"?>
+<file path=customXml/itemProps2.xml><?xml version="1.0" encoding="utf-8"?>
 <ds:datastoreItem xmlns:ds="http://schemas.openxmlformats.org/officeDocument/2006/customXml" ds:itemID="{1834A5B2-B31A-4BF9-B4C6-F9D8F4FA9226}">
   <ds:schemaRefs>
     <ds:schemaRef ds:uri="http://schemas.microsoft.com/office/2006/metadata/contentType"/>
@@ -6856,25 +6872,10 @@
 </ds:datastoreItem>
 </file>
 
-<file path=customXml/itemProps2.xml><?xml version="1.0" encoding="utf-8"?>
-<ds:datastoreItem xmlns:ds="http://schemas.openxmlformats.org/officeDocument/2006/customXml" ds:itemID="{836D2F3A-1878-4919-ABF7-888ACDE64797}">
+<file path=customXml/itemProps3.xml><?xml version="1.0" encoding="utf-8"?>
+<ds:datastoreItem xmlns:ds="http://schemas.openxmlformats.org/officeDocument/2006/customXml" ds:itemID="{123BCE83-6201-434C-8A2F-4F5EEEAF9F60}">
   <ds:schemaRefs>
-    <ds:schemaRef ds:uri="http://schemas.microsoft.com/office/2006/metadata/properties"/>
-    <ds:schemaRef ds:uri="http://schemas.microsoft.com/office/infopath/2007/PartnerControls"/>
-    <ds:schemaRef ds:uri="b413c3fd-5a3b-4239-b985-69032e371c04"/>
-    <ds:schemaRef ds:uri="aaacb922-5235-4a66-b188-303b9b46fbd7"/>
-    <ds:schemaRef ds:uri="0063f72e-ace3-48fb-9c1f-5b513408b31f"/>
-    <ds:schemaRef ds:uri="faac64c1-01ff-446a-acab-2cde8bf797ec"/>
-    <ds:schemaRef ds:uri="2baed3fd-e151-4071-ba61-84ee9d9612ee"/>
-    <ds:schemaRef ds:uri="a8f60570-4bd3-4f2b-950b-a996de8ab151"/>
-  </ds:schemaRefs>
-</ds:datastoreItem>
-</file>
-
-<file path=customXml/itemProps3.xml><?xml version="1.0" encoding="utf-8"?>
-<ds:datastoreItem xmlns:ds="http://schemas.openxmlformats.org/officeDocument/2006/customXml" ds:itemID="{92F39A2C-72A7-449F-980B-7333B5F24198}">
-  <ds:schemaRefs>
-    <ds:schemaRef ds:uri="http://schemas.microsoft.com/sharepoint/events"/>
+    <ds:schemaRef ds:uri="http://schemas.microsoft.com/sharepoint/v3/contenttype/forms"/>
   </ds:schemaRefs>
 </ds:datastoreItem>
 </file>
@@ -6888,9 +6889,9 @@
 </file>
 
 <file path=customXml/itemProps5.xml><?xml version="1.0" encoding="utf-8"?>
-<ds:datastoreItem xmlns:ds="http://schemas.openxmlformats.org/officeDocument/2006/customXml" ds:itemID="{123BCE83-6201-434C-8A2F-4F5EEEAF9F60}">
+<ds:datastoreItem xmlns:ds="http://schemas.openxmlformats.org/officeDocument/2006/customXml" ds:itemID="{92F39A2C-72A7-449F-980B-7333B5F24198}">
   <ds:schemaRefs>
-    <ds:schemaRef ds:uri="http://schemas.microsoft.com/sharepoint/v3/contenttype/forms"/>
+    <ds:schemaRef ds:uri="http://schemas.microsoft.com/sharepoint/events"/>
   </ds:schemaRefs>
 </ds:datastoreItem>
 </file>